--- a/Sistema Gestión Empresarial/Tema1/Actividades/ActividadesTema1.docx
+++ b/Sistema Gestión Empresarial/Tema1/Actividades/ActividadesTema1.docx
@@ -66,6 +66,7 @@
           <w:b/>
           <w:bCs/>
           <w:highlight w:val="none"/>
+          <w14:ligatures w14:val="none"/>
         </w:rPr>
       </w:r>
     </w:p>
@@ -106,6 +107,8 @@
         <w:rPr>
           <w:b/>
           <w:bCs/>
+          <w:highlight w:val="none"/>
+          <w14:ligatures w14:val="none"/>
         </w:rPr>
       </w:r>
       <w:r>
@@ -120,12 +123,14 @@
     <w:tbl>
       <w:tblPr>
         <w:tblStyle w:val="701"/>
+        <w:tblInd w:w="-233" w:type="dxa"/>
         <w:tblW w:w="0" w:type="auto"/>
         <w:tblBorders/>
+        <w:tblLayout w:type="fixed"/>
         <w:tblLook w:val="04A0" w:firstRow="1" w:lastRow="0" w:firstColumn="1" w:lastColumn="0" w:noHBand="0" w:noVBand="1"/>
       </w:tblPr>
       <w:tblGrid>
-        <w:gridCol w:w="1623"/>
+        <w:gridCol w:w="1856"/>
         <w:gridCol w:w="1623"/>
         <w:gridCol w:w="1623"/>
         <w:gridCol w:w="1623"/>
@@ -133,11 +138,14 @@
         <w:gridCol w:w="1623"/>
       </w:tblGrid>
       <w:tr>
-        <w:trPr/>
+        <w:trPr>
+          <w:trHeight w:val="933"/>
+        </w:trPr>
         <w:tc>
           <w:tcPr>
             <w:tcBorders/>
-            <w:tcW w:w="1623" w:type="dxa"/>
+            <w:tcW w:w="1856" w:type="dxa"/>
+            <w:vAlign w:val="center"/>
           </w:tcPr>
           <w:p>
             <w:pPr>
@@ -145,1346 +153,7 @@
               <w:shd w:val="nil" w:color="000000"/>
               <w:spacing/>
               <w:ind/>
-              <w:rPr>
-                <w:b/>
-                <w:bCs/>
-              </w:rPr>
-            </w:pPr>
-            <w:r>
-              <w:rPr>
-                <w:b/>
-                <w:bCs/>
-              </w:rPr>
-            </w:r>
-            <w:r>
-              <w:rPr>
-                <w:b/>
-                <w:bCs/>
-              </w:rPr>
-            </w:r>
-          </w:p>
-        </w:tc>
-        <w:tc>
-          <w:tcPr>
-            <w:tcBorders/>
-            <w:tcW w:w="1623" w:type="dxa"/>
-          </w:tcPr>
-          <w:p>
-            <w:pPr>
-              <w:pBdr/>
-              <w:shd w:val="nil" w:color="000000"/>
-              <w:spacing/>
-              <w:ind/>
-              <w:rPr>
-                <w14:ligatures w14:val="none"/>
-              </w:rPr>
-            </w:pPr>
-            <w:r>
-              <w:rPr>
-                <w:highlight w:val="none"/>
-              </w:rPr>
-            </w:r>
-            <w:r>
-              <w:rPr>
-                <w:b/>
-                <w:bCs/>
-              </w:rPr>
-              <w:t xml:space="preserve">SAP</w:t>
-            </w:r>
-            <w:r>
-              <w:rPr>
-                <w14:ligatures w14:val="none"/>
-              </w:rPr>
-            </w:r>
-          </w:p>
-        </w:tc>
-        <w:tc>
-          <w:tcPr>
-            <w:tcBorders/>
-            <w:tcW w:w="1623" w:type="dxa"/>
-          </w:tcPr>
-          <w:p>
-            <w:pPr>
-              <w:pBdr/>
-              <w:shd w:val="nil" w:color="000000"/>
-              <w:spacing/>
-              <w:ind/>
-              <w:rPr>
-                <w:b/>
-                <w:bCs/>
-              </w:rPr>
-            </w:pPr>
-            <w:r>
-              <w:rPr>
-                <w:b/>
-                <w:bCs/>
-              </w:rPr>
-              <w:t xml:space="preserve">MS DYNAMICS 365</w:t>
-            </w:r>
-            <w:r>
-              <w:rPr>
-                <w:b/>
-                <w:bCs/>
-              </w:rPr>
-            </w:r>
-          </w:p>
-        </w:tc>
-        <w:tc>
-          <w:tcPr>
-            <w:tcBorders/>
-            <w:tcW w:w="1623" w:type="dxa"/>
-          </w:tcPr>
-          <w:p>
-            <w:pPr>
-              <w:pBdr/>
-              <w:shd w:val="nil" w:color="000000"/>
-              <w:spacing/>
-              <w:ind/>
-              <w:rPr>
-                <w:b/>
-                <w:bCs/>
-              </w:rPr>
-            </w:pPr>
-            <w:r>
-              <w:rPr>
-                <w:b/>
-                <w:bCs/>
-              </w:rPr>
-              <w:t xml:space="preserve">ORACLE</w:t>
-            </w:r>
-            <w:r>
-              <w:rPr>
-                <w:b/>
-                <w:bCs/>
-              </w:rPr>
-            </w:r>
-          </w:p>
-        </w:tc>
-        <w:tc>
-          <w:tcPr>
-            <w:tcBorders/>
-            <w:tcW w:w="1623" w:type="dxa"/>
-          </w:tcPr>
-          <w:p>
-            <w:pPr>
-              <w:pBdr/>
-              <w:shd w:val="nil" w:color="000000"/>
-              <w:spacing/>
-              <w:ind/>
-              <w:rPr>
-                <w:b/>
-                <w:bCs/>
-              </w:rPr>
-            </w:pPr>
-            <w:r>
-              <w:rPr>
-                <w:b/>
-                <w:bCs/>
-              </w:rPr>
-              <w:t xml:space="preserve">ODOO</w:t>
-            </w:r>
-            <w:r>
-              <w:rPr>
-                <w:b/>
-                <w:bCs/>
-              </w:rPr>
-            </w:r>
-          </w:p>
-        </w:tc>
-        <w:tc>
-          <w:tcPr>
-            <w:tcBorders/>
-            <w:tcW w:w="1623" w:type="dxa"/>
-          </w:tcPr>
-          <w:p>
-            <w:pPr>
-              <w:pBdr/>
-              <w:shd w:val="nil" w:color="000000"/>
-              <w:spacing/>
-              <w:ind/>
-              <w:rPr>
-                <w:b/>
-                <w:bCs/>
-              </w:rPr>
-            </w:pPr>
-            <w:r>
-              <w:rPr>
-                <w:b/>
-                <w:bCs/>
-              </w:rPr>
-              <w:t xml:space="preserve">SAGE</w:t>
-            </w:r>
-            <w:r>
-              <w:rPr>
-                <w:b/>
-                <w:bCs/>
-              </w:rPr>
-            </w:r>
-          </w:p>
-        </w:tc>
-      </w:tr>
-      <w:tr>
-        <w:trPr/>
-        <w:tc>
-          <w:tcPr>
-            <w:tcBorders/>
-            <w:tcW w:w="1623" w:type="dxa"/>
-          </w:tcPr>
-          <w:p>
-            <w:pPr>
-              <w:pBdr/>
-              <w:shd w:val="nil" w:color="000000"/>
-              <w:spacing/>
-              <w:ind/>
-              <w:rPr>
-                <w:b w:val="0"/>
-                <w:bCs w:val="0"/>
-              </w:rPr>
-            </w:pPr>
-            <w:r>
-              <w:rPr>
-                <w:b w:val="0"/>
-                <w:bCs w:val="0"/>
-              </w:rPr>
-            </w:r>
-            <w:r>
-              <w:rPr>
-                <w:b w:val="0"/>
-                <w:bCs w:val="0"/>
-              </w:rPr>
-            </w:r>
-          </w:p>
-        </w:tc>
-        <w:tc>
-          <w:tcPr>
-            <w:tcBorders/>
-            <w:tcW w:w="1623" w:type="dxa"/>
-          </w:tcPr>
-          <w:p>
-            <w:pPr>
-              <w:pBdr/>
-              <w:shd w:val="nil" w:color="000000"/>
-              <w:spacing/>
-              <w:ind/>
-              <w:rPr>
-                <w:b w:val="0"/>
-                <w:bCs w:val="0"/>
-              </w:rPr>
-            </w:pPr>
-            <w:r>
-              <w:rPr>
-                <w:b w:val="0"/>
-                <w:bCs w:val="0"/>
-              </w:rPr>
-            </w:r>
-            <w:r>
-              <w:rPr>
-                <w:b w:val="0"/>
-                <w:bCs w:val="0"/>
-              </w:rPr>
-            </w:r>
-          </w:p>
-        </w:tc>
-        <w:tc>
-          <w:tcPr>
-            <w:tcBorders/>
-            <w:tcW w:w="1623" w:type="dxa"/>
-          </w:tcPr>
-          <w:p>
-            <w:pPr>
-              <w:pBdr/>
-              <w:shd w:val="nil" w:color="000000"/>
-              <w:spacing/>
-              <w:ind/>
-              <w:rPr>
-                <w:b w:val="0"/>
-                <w:bCs w:val="0"/>
-              </w:rPr>
-            </w:pPr>
-            <w:r>
-              <w:rPr>
-                <w:b w:val="0"/>
-                <w:bCs w:val="0"/>
-              </w:rPr>
-            </w:r>
-            <w:r>
-              <w:rPr>
-                <w:b w:val="0"/>
-                <w:bCs w:val="0"/>
-              </w:rPr>
-            </w:r>
-          </w:p>
-        </w:tc>
-        <w:tc>
-          <w:tcPr>
-            <w:tcBorders/>
-            <w:tcW w:w="1623" w:type="dxa"/>
-          </w:tcPr>
-          <w:p>
-            <w:pPr>
-              <w:pBdr/>
-              <w:shd w:val="nil" w:color="000000"/>
-              <w:spacing/>
-              <w:ind/>
-              <w:rPr>
-                <w:b w:val="0"/>
-                <w:bCs w:val="0"/>
-              </w:rPr>
-            </w:pPr>
-            <w:r>
-              <w:rPr>
-                <w:b w:val="0"/>
-                <w:bCs w:val="0"/>
-              </w:rPr>
-            </w:r>
-            <w:r>
-              <w:rPr>
-                <w:b w:val="0"/>
-                <w:bCs w:val="0"/>
-              </w:rPr>
-            </w:r>
-          </w:p>
-        </w:tc>
-        <w:tc>
-          <w:tcPr>
-            <w:tcBorders/>
-            <w:tcW w:w="1623" w:type="dxa"/>
-          </w:tcPr>
-          <w:p>
-            <w:pPr>
-              <w:pBdr/>
-              <w:shd w:val="nil" w:color="000000"/>
-              <w:spacing/>
-              <w:ind/>
-              <w:rPr>
-                <w:b w:val="0"/>
-                <w:bCs w:val="0"/>
-              </w:rPr>
-            </w:pPr>
-            <w:r>
-              <w:rPr>
-                <w:b w:val="0"/>
-                <w:bCs w:val="0"/>
-              </w:rPr>
-            </w:r>
-            <w:r>
-              <w:rPr>
-                <w:b w:val="0"/>
-                <w:bCs w:val="0"/>
-              </w:rPr>
-            </w:r>
-          </w:p>
-        </w:tc>
-        <w:tc>
-          <w:tcPr>
-            <w:tcBorders/>
-            <w:tcW w:w="1623" w:type="dxa"/>
-          </w:tcPr>
-          <w:p>
-            <w:pPr>
-              <w:pBdr/>
-              <w:shd w:val="nil" w:color="000000"/>
-              <w:spacing/>
-              <w:ind/>
-              <w:rPr>
-                <w:b w:val="0"/>
-                <w:bCs w:val="0"/>
-              </w:rPr>
-            </w:pPr>
-            <w:r>
-              <w:rPr>
-                <w:b w:val="0"/>
-                <w:bCs w:val="0"/>
-              </w:rPr>
-            </w:r>
-            <w:r>
-              <w:rPr>
-                <w:b w:val="0"/>
-                <w:bCs w:val="0"/>
-              </w:rPr>
-            </w:r>
-          </w:p>
-        </w:tc>
-      </w:tr>
-      <w:tr>
-        <w:trPr/>
-        <w:tc>
-          <w:tcPr>
-            <w:tcBorders/>
-            <w:tcW w:w="1623" w:type="dxa"/>
-          </w:tcPr>
-          <w:p>
-            <w:pPr>
-              <w:pBdr/>
-              <w:shd w:val="nil" w:color="000000"/>
-              <w:spacing/>
-              <w:ind/>
-              <w:rPr>
-                <w:b w:val="0"/>
-                <w:bCs w:val="0"/>
-              </w:rPr>
-            </w:pPr>
-            <w:r>
-              <w:rPr>
-                <w:b w:val="0"/>
-                <w:bCs w:val="0"/>
-              </w:rPr>
-            </w:r>
-            <w:r>
-              <w:rPr>
-                <w:b w:val="0"/>
-                <w:bCs w:val="0"/>
-              </w:rPr>
-            </w:r>
-          </w:p>
-        </w:tc>
-        <w:tc>
-          <w:tcPr>
-            <w:tcBorders/>
-            <w:tcW w:w="1623" w:type="dxa"/>
-          </w:tcPr>
-          <w:p>
-            <w:pPr>
-              <w:pBdr/>
-              <w:shd w:val="nil" w:color="000000"/>
-              <w:spacing/>
-              <w:ind/>
-              <w:rPr>
-                <w:b w:val="0"/>
-                <w:bCs w:val="0"/>
-              </w:rPr>
-            </w:pPr>
-            <w:r>
-              <w:rPr>
-                <w:b w:val="0"/>
-                <w:bCs w:val="0"/>
-              </w:rPr>
-            </w:r>
-            <w:r>
-              <w:rPr>
-                <w:b w:val="0"/>
-                <w:bCs w:val="0"/>
-              </w:rPr>
-            </w:r>
-          </w:p>
-        </w:tc>
-        <w:tc>
-          <w:tcPr>
-            <w:tcBorders/>
-            <w:tcW w:w="1623" w:type="dxa"/>
-          </w:tcPr>
-          <w:p>
-            <w:pPr>
-              <w:pBdr/>
-              <w:shd w:val="nil" w:color="000000"/>
-              <w:spacing/>
-              <w:ind/>
-              <w:rPr>
-                <w:b w:val="0"/>
-                <w:bCs w:val="0"/>
-              </w:rPr>
-            </w:pPr>
-            <w:r>
-              <w:rPr>
-                <w:b w:val="0"/>
-                <w:bCs w:val="0"/>
-              </w:rPr>
-            </w:r>
-            <w:r>
-              <w:rPr>
-                <w:b w:val="0"/>
-                <w:bCs w:val="0"/>
-              </w:rPr>
-            </w:r>
-          </w:p>
-        </w:tc>
-        <w:tc>
-          <w:tcPr>
-            <w:tcBorders/>
-            <w:tcW w:w="1623" w:type="dxa"/>
-          </w:tcPr>
-          <w:p>
-            <w:pPr>
-              <w:pBdr/>
-              <w:shd w:val="nil" w:color="000000"/>
-              <w:spacing/>
-              <w:ind/>
-              <w:rPr>
-                <w:b w:val="0"/>
-                <w:bCs w:val="0"/>
-              </w:rPr>
-            </w:pPr>
-            <w:r>
-              <w:rPr>
-                <w:b w:val="0"/>
-                <w:bCs w:val="0"/>
-              </w:rPr>
-            </w:r>
-            <w:r>
-              <w:rPr>
-                <w:b w:val="0"/>
-                <w:bCs w:val="0"/>
-              </w:rPr>
-            </w:r>
-          </w:p>
-        </w:tc>
-        <w:tc>
-          <w:tcPr>
-            <w:tcBorders/>
-            <w:tcW w:w="1623" w:type="dxa"/>
-          </w:tcPr>
-          <w:p>
-            <w:pPr>
-              <w:pBdr/>
-              <w:shd w:val="nil" w:color="000000"/>
-              <w:spacing/>
-              <w:ind/>
-              <w:rPr>
-                <w:b w:val="0"/>
-                <w:bCs w:val="0"/>
-              </w:rPr>
-            </w:pPr>
-            <w:r>
-              <w:rPr>
-                <w:b w:val="0"/>
-                <w:bCs w:val="0"/>
-              </w:rPr>
-            </w:r>
-            <w:r>
-              <w:rPr>
-                <w:b w:val="0"/>
-                <w:bCs w:val="0"/>
-              </w:rPr>
-            </w:r>
-          </w:p>
-        </w:tc>
-        <w:tc>
-          <w:tcPr>
-            <w:tcBorders/>
-            <w:tcW w:w="1623" w:type="dxa"/>
-          </w:tcPr>
-          <w:p>
-            <w:pPr>
-              <w:pBdr/>
-              <w:shd w:val="nil" w:color="000000"/>
-              <w:spacing/>
-              <w:ind/>
-              <w:rPr>
-                <w:b w:val="0"/>
-                <w:bCs w:val="0"/>
-              </w:rPr>
-            </w:pPr>
-            <w:r>
-              <w:rPr>
-                <w:b w:val="0"/>
-                <w:bCs w:val="0"/>
-              </w:rPr>
-            </w:r>
-            <w:r>
-              <w:rPr>
-                <w:b w:val="0"/>
-                <w:bCs w:val="0"/>
-              </w:rPr>
-            </w:r>
-          </w:p>
-        </w:tc>
-      </w:tr>
-      <w:tr>
-        <w:trPr/>
-        <w:tc>
-          <w:tcPr>
-            <w:tcBorders/>
-            <w:tcW w:w="1623" w:type="dxa"/>
-          </w:tcPr>
-          <w:p>
-            <w:pPr>
-              <w:pBdr/>
-              <w:shd w:val="nil" w:color="000000"/>
-              <w:spacing/>
-              <w:ind/>
-              <w:rPr>
-                <w:b w:val="0"/>
-                <w:bCs w:val="0"/>
-              </w:rPr>
-            </w:pPr>
-            <w:r>
-              <w:rPr>
-                <w:b w:val="0"/>
-                <w:bCs w:val="0"/>
-              </w:rPr>
-            </w:r>
-            <w:r>
-              <w:rPr>
-                <w:b w:val="0"/>
-                <w:bCs w:val="0"/>
-              </w:rPr>
-            </w:r>
-          </w:p>
-        </w:tc>
-        <w:tc>
-          <w:tcPr>
-            <w:tcBorders/>
-            <w:tcW w:w="1623" w:type="dxa"/>
-          </w:tcPr>
-          <w:p>
-            <w:pPr>
-              <w:pBdr/>
-              <w:shd w:val="nil" w:color="000000"/>
-              <w:spacing/>
-              <w:ind/>
-              <w:rPr>
-                <w:b w:val="0"/>
-                <w:bCs w:val="0"/>
-              </w:rPr>
-            </w:pPr>
-            <w:r>
-              <w:rPr>
-                <w:b w:val="0"/>
-                <w:bCs w:val="0"/>
-              </w:rPr>
-            </w:r>
-            <w:r>
-              <w:rPr>
-                <w:b w:val="0"/>
-                <w:bCs w:val="0"/>
-              </w:rPr>
-            </w:r>
-          </w:p>
-        </w:tc>
-        <w:tc>
-          <w:tcPr>
-            <w:tcBorders/>
-            <w:tcW w:w="1623" w:type="dxa"/>
-          </w:tcPr>
-          <w:p>
-            <w:pPr>
-              <w:pBdr/>
-              <w:shd w:val="nil" w:color="000000"/>
-              <w:spacing/>
-              <w:ind/>
-              <w:rPr>
-                <w:b w:val="0"/>
-                <w:bCs w:val="0"/>
-              </w:rPr>
-            </w:pPr>
-            <w:r>
-              <w:rPr>
-                <w:b w:val="0"/>
-                <w:bCs w:val="0"/>
-              </w:rPr>
-            </w:r>
-            <w:r>
-              <w:rPr>
-                <w:b w:val="0"/>
-                <w:bCs w:val="0"/>
-              </w:rPr>
-            </w:r>
-          </w:p>
-        </w:tc>
-        <w:tc>
-          <w:tcPr>
-            <w:tcBorders/>
-            <w:tcW w:w="1623" w:type="dxa"/>
-          </w:tcPr>
-          <w:p>
-            <w:pPr>
-              <w:pBdr/>
-              <w:shd w:val="nil" w:color="000000"/>
-              <w:spacing/>
-              <w:ind/>
-              <w:rPr>
-                <w:b w:val="0"/>
-                <w:bCs w:val="0"/>
-              </w:rPr>
-            </w:pPr>
-            <w:r>
-              <w:rPr>
-                <w:b w:val="0"/>
-                <w:bCs w:val="0"/>
-              </w:rPr>
-            </w:r>
-            <w:r>
-              <w:rPr>
-                <w:b w:val="0"/>
-                <w:bCs w:val="0"/>
-              </w:rPr>
-            </w:r>
-          </w:p>
-        </w:tc>
-        <w:tc>
-          <w:tcPr>
-            <w:tcBorders/>
-            <w:tcW w:w="1623" w:type="dxa"/>
-          </w:tcPr>
-          <w:p>
-            <w:pPr>
-              <w:pBdr/>
-              <w:shd w:val="nil" w:color="000000"/>
-              <w:spacing/>
-              <w:ind/>
-              <w:rPr>
-                <w:b w:val="0"/>
-                <w:bCs w:val="0"/>
-              </w:rPr>
-            </w:pPr>
-            <w:r>
-              <w:rPr>
-                <w:b w:val="0"/>
-                <w:bCs w:val="0"/>
-              </w:rPr>
-            </w:r>
-            <w:r>
-              <w:rPr>
-                <w:b w:val="0"/>
-                <w:bCs w:val="0"/>
-              </w:rPr>
-            </w:r>
-          </w:p>
-        </w:tc>
-        <w:tc>
-          <w:tcPr>
-            <w:tcBorders/>
-            <w:tcW w:w="1623" w:type="dxa"/>
-          </w:tcPr>
-          <w:p>
-            <w:pPr>
-              <w:pBdr/>
-              <w:shd w:val="nil" w:color="000000"/>
-              <w:spacing/>
-              <w:ind/>
-              <w:rPr>
-                <w:b w:val="0"/>
-                <w:bCs w:val="0"/>
-              </w:rPr>
-            </w:pPr>
-            <w:r>
-              <w:rPr>
-                <w:b w:val="0"/>
-                <w:bCs w:val="0"/>
-              </w:rPr>
-            </w:r>
-            <w:r>
-              <w:rPr>
-                <w:b w:val="0"/>
-                <w:bCs w:val="0"/>
-              </w:rPr>
-            </w:r>
-          </w:p>
-        </w:tc>
-      </w:tr>
-      <w:tr>
-        <w:trPr/>
-        <w:tc>
-          <w:tcPr>
-            <w:tcBorders/>
-            <w:tcW w:w="1623" w:type="dxa"/>
-          </w:tcPr>
-          <w:p>
-            <w:pPr>
-              <w:pBdr/>
-              <w:shd w:val="nil" w:color="000000"/>
-              <w:spacing/>
-              <w:ind/>
-              <w:rPr>
-                <w:b w:val="0"/>
-                <w:bCs w:val="0"/>
-              </w:rPr>
-            </w:pPr>
-            <w:r>
-              <w:rPr>
-                <w:b w:val="0"/>
-                <w:bCs w:val="0"/>
-              </w:rPr>
-            </w:r>
-            <w:r>
-              <w:rPr>
-                <w:b w:val="0"/>
-                <w:bCs w:val="0"/>
-              </w:rPr>
-            </w:r>
-          </w:p>
-        </w:tc>
-        <w:tc>
-          <w:tcPr>
-            <w:tcBorders/>
-            <w:tcW w:w="1623" w:type="dxa"/>
-          </w:tcPr>
-          <w:p>
-            <w:pPr>
-              <w:pBdr/>
-              <w:shd w:val="nil" w:color="000000"/>
-              <w:spacing/>
-              <w:ind/>
-              <w:rPr>
-                <w:b w:val="0"/>
-                <w:bCs w:val="0"/>
-              </w:rPr>
-            </w:pPr>
-            <w:r>
-              <w:rPr>
-                <w:b w:val="0"/>
-                <w:bCs w:val="0"/>
-              </w:rPr>
-            </w:r>
-            <w:r>
-              <w:rPr>
-                <w:b w:val="0"/>
-                <w:bCs w:val="0"/>
-              </w:rPr>
-            </w:r>
-          </w:p>
-        </w:tc>
-        <w:tc>
-          <w:tcPr>
-            <w:tcBorders/>
-            <w:tcW w:w="1623" w:type="dxa"/>
-          </w:tcPr>
-          <w:p>
-            <w:pPr>
-              <w:pBdr/>
-              <w:shd w:val="nil" w:color="000000"/>
-              <w:spacing/>
-              <w:ind/>
-              <w:rPr>
-                <w:b w:val="0"/>
-                <w:bCs w:val="0"/>
-              </w:rPr>
-            </w:pPr>
-            <w:r>
-              <w:rPr>
-                <w:b w:val="0"/>
-                <w:bCs w:val="0"/>
-              </w:rPr>
-            </w:r>
-            <w:r>
-              <w:rPr>
-                <w:b w:val="0"/>
-                <w:bCs w:val="0"/>
-              </w:rPr>
-            </w:r>
-          </w:p>
-        </w:tc>
-        <w:tc>
-          <w:tcPr>
-            <w:tcBorders/>
-            <w:tcW w:w="1623" w:type="dxa"/>
-          </w:tcPr>
-          <w:p>
-            <w:pPr>
-              <w:pBdr/>
-              <w:shd w:val="nil" w:color="000000"/>
-              <w:spacing/>
-              <w:ind/>
-              <w:rPr>
-                <w:b w:val="0"/>
-                <w:bCs w:val="0"/>
-              </w:rPr>
-            </w:pPr>
-            <w:r>
-              <w:rPr>
-                <w:b w:val="0"/>
-                <w:bCs w:val="0"/>
-              </w:rPr>
-            </w:r>
-            <w:r>
-              <w:rPr>
-                <w:b w:val="0"/>
-                <w:bCs w:val="0"/>
-              </w:rPr>
-            </w:r>
-          </w:p>
-        </w:tc>
-        <w:tc>
-          <w:tcPr>
-            <w:tcBorders/>
-            <w:tcW w:w="1623" w:type="dxa"/>
-          </w:tcPr>
-          <w:p>
-            <w:pPr>
-              <w:pBdr/>
-              <w:shd w:val="nil" w:color="000000"/>
-              <w:spacing/>
-              <w:ind/>
-              <w:rPr>
-                <w:b w:val="0"/>
-                <w:bCs w:val="0"/>
-              </w:rPr>
-            </w:pPr>
-            <w:r>
-              <w:rPr>
-                <w:b w:val="0"/>
-                <w:bCs w:val="0"/>
-              </w:rPr>
-            </w:r>
-            <w:r>
-              <w:rPr>
-                <w:b w:val="0"/>
-                <w:bCs w:val="0"/>
-              </w:rPr>
-            </w:r>
-          </w:p>
-        </w:tc>
-        <w:tc>
-          <w:tcPr>
-            <w:tcBorders/>
-            <w:tcW w:w="1623" w:type="dxa"/>
-          </w:tcPr>
-          <w:p>
-            <w:pPr>
-              <w:pBdr/>
-              <w:shd w:val="nil" w:color="000000"/>
-              <w:spacing/>
-              <w:ind/>
-              <w:rPr>
-                <w:b w:val="0"/>
-                <w:bCs w:val="0"/>
-              </w:rPr>
-            </w:pPr>
-            <w:r>
-              <w:rPr>
-                <w:b w:val="0"/>
-                <w:bCs w:val="0"/>
-              </w:rPr>
-            </w:r>
-            <w:r>
-              <w:rPr>
-                <w:b w:val="0"/>
-                <w:bCs w:val="0"/>
-              </w:rPr>
-            </w:r>
-          </w:p>
-        </w:tc>
-      </w:tr>
-      <w:tr>
-        <w:trPr/>
-        <w:tc>
-          <w:tcPr>
-            <w:tcBorders/>
-            <w:tcW w:w="1623" w:type="dxa"/>
-          </w:tcPr>
-          <w:p>
-            <w:pPr>
-              <w:pBdr/>
-              <w:shd w:val="nil" w:color="000000"/>
-              <w:spacing/>
-              <w:ind/>
-              <w:rPr>
-                <w:b w:val="0"/>
-                <w:bCs w:val="0"/>
-              </w:rPr>
-            </w:pPr>
-            <w:r>
-              <w:rPr>
-                <w:b w:val="0"/>
-                <w:bCs w:val="0"/>
-              </w:rPr>
-            </w:r>
-            <w:r>
-              <w:rPr>
-                <w:b w:val="0"/>
-                <w:bCs w:val="0"/>
-              </w:rPr>
-            </w:r>
-          </w:p>
-        </w:tc>
-        <w:tc>
-          <w:tcPr>
-            <w:tcBorders/>
-            <w:tcW w:w="1623" w:type="dxa"/>
-          </w:tcPr>
-          <w:p>
-            <w:pPr>
-              <w:pBdr/>
-              <w:shd w:val="nil" w:color="000000"/>
-              <w:spacing/>
-              <w:ind/>
-              <w:rPr>
-                <w:b w:val="0"/>
-                <w:bCs w:val="0"/>
-              </w:rPr>
-            </w:pPr>
-            <w:r>
-              <w:rPr>
-                <w:b w:val="0"/>
-                <w:bCs w:val="0"/>
-              </w:rPr>
-            </w:r>
-            <w:r>
-              <w:rPr>
-                <w:b w:val="0"/>
-                <w:bCs w:val="0"/>
-              </w:rPr>
-            </w:r>
-          </w:p>
-        </w:tc>
-        <w:tc>
-          <w:tcPr>
-            <w:tcBorders/>
-            <w:tcW w:w="1623" w:type="dxa"/>
-          </w:tcPr>
-          <w:p>
-            <w:pPr>
-              <w:pBdr/>
-              <w:shd w:val="nil" w:color="000000"/>
-              <w:spacing/>
-              <w:ind/>
-              <w:rPr>
-                <w:b w:val="0"/>
-                <w:bCs w:val="0"/>
-              </w:rPr>
-            </w:pPr>
-            <w:r>
-              <w:rPr>
-                <w:b w:val="0"/>
-                <w:bCs w:val="0"/>
-              </w:rPr>
-            </w:r>
-            <w:r>
-              <w:rPr>
-                <w:b w:val="0"/>
-                <w:bCs w:val="0"/>
-              </w:rPr>
-            </w:r>
-          </w:p>
-        </w:tc>
-        <w:tc>
-          <w:tcPr>
-            <w:tcBorders/>
-            <w:tcW w:w="1623" w:type="dxa"/>
-          </w:tcPr>
-          <w:p>
-            <w:pPr>
-              <w:pBdr/>
-              <w:shd w:val="nil" w:color="000000"/>
-              <w:spacing/>
-              <w:ind/>
-              <w:rPr>
-                <w:b w:val="0"/>
-                <w:bCs w:val="0"/>
-              </w:rPr>
-            </w:pPr>
-            <w:r>
-              <w:rPr>
-                <w:b w:val="0"/>
-                <w:bCs w:val="0"/>
-              </w:rPr>
-            </w:r>
-            <w:r>
-              <w:rPr>
-                <w:b w:val="0"/>
-                <w:bCs w:val="0"/>
-              </w:rPr>
-            </w:r>
-          </w:p>
-        </w:tc>
-        <w:tc>
-          <w:tcPr>
-            <w:tcBorders/>
-            <w:tcW w:w="1623" w:type="dxa"/>
-          </w:tcPr>
-          <w:p>
-            <w:pPr>
-              <w:pBdr/>
-              <w:shd w:val="nil" w:color="000000"/>
-              <w:spacing/>
-              <w:ind/>
-              <w:rPr>
-                <w:b w:val="0"/>
-                <w:bCs w:val="0"/>
-              </w:rPr>
-            </w:pPr>
-            <w:r>
-              <w:rPr>
-                <w:b w:val="0"/>
-                <w:bCs w:val="0"/>
-              </w:rPr>
-            </w:r>
-            <w:r>
-              <w:rPr>
-                <w:b w:val="0"/>
-                <w:bCs w:val="0"/>
-              </w:rPr>
-            </w:r>
-          </w:p>
-        </w:tc>
-        <w:tc>
-          <w:tcPr>
-            <w:tcBorders/>
-            <w:tcW w:w="1623" w:type="dxa"/>
-          </w:tcPr>
-          <w:p>
-            <w:pPr>
-              <w:pBdr/>
-              <w:shd w:val="nil" w:color="000000"/>
-              <w:spacing/>
-              <w:ind/>
-              <w:rPr>
-                <w:b w:val="0"/>
-                <w:bCs w:val="0"/>
-              </w:rPr>
-            </w:pPr>
-            <w:r>
-              <w:rPr>
-                <w:b w:val="0"/>
-                <w:bCs w:val="0"/>
-              </w:rPr>
-            </w:r>
-            <w:r>
-              <w:rPr>
-                <w:b w:val="0"/>
-                <w:bCs w:val="0"/>
-              </w:rPr>
-            </w:r>
-          </w:p>
-        </w:tc>
-      </w:tr>
-      <w:tr>
-        <w:trPr/>
-        <w:tc>
-          <w:tcPr>
-            <w:tcBorders/>
-            <w:tcW w:w="1623" w:type="dxa"/>
-          </w:tcPr>
-          <w:p>
-            <w:pPr>
-              <w:pBdr/>
-              <w:shd w:val="nil" w:color="000000"/>
-              <w:spacing/>
-              <w:ind/>
-              <w:rPr>
-                <w:b w:val="0"/>
-                <w:bCs w:val="0"/>
-              </w:rPr>
-            </w:pPr>
-            <w:r>
-              <w:rPr>
-                <w:b w:val="0"/>
-                <w:bCs w:val="0"/>
-              </w:rPr>
-            </w:r>
-            <w:r>
-              <w:rPr>
-                <w:b w:val="0"/>
-                <w:bCs w:val="0"/>
-              </w:rPr>
-            </w:r>
-          </w:p>
-        </w:tc>
-        <w:tc>
-          <w:tcPr>
-            <w:tcBorders/>
-            <w:tcW w:w="1623" w:type="dxa"/>
-          </w:tcPr>
-          <w:p>
-            <w:pPr>
-              <w:pBdr/>
-              <w:shd w:val="nil" w:color="000000"/>
-              <w:spacing/>
-              <w:ind/>
-              <w:rPr>
-                <w:b w:val="0"/>
-                <w:bCs w:val="0"/>
-              </w:rPr>
-            </w:pPr>
-            <w:r>
-              <w:rPr>
-                <w:b w:val="0"/>
-                <w:bCs w:val="0"/>
-              </w:rPr>
-            </w:r>
-            <w:r>
-              <w:rPr>
-                <w:b w:val="0"/>
-                <w:bCs w:val="0"/>
-              </w:rPr>
-            </w:r>
-          </w:p>
-        </w:tc>
-        <w:tc>
-          <w:tcPr>
-            <w:tcBorders/>
-            <w:tcW w:w="1623" w:type="dxa"/>
-          </w:tcPr>
-          <w:p>
-            <w:pPr>
-              <w:pBdr/>
-              <w:shd w:val="nil" w:color="000000"/>
-              <w:spacing/>
-              <w:ind/>
-              <w:rPr>
-                <w:b w:val="0"/>
-                <w:bCs w:val="0"/>
-              </w:rPr>
-            </w:pPr>
-            <w:r>
-              <w:rPr>
-                <w:b w:val="0"/>
-                <w:bCs w:val="0"/>
-              </w:rPr>
-            </w:r>
-            <w:r>
-              <w:rPr>
-                <w:b w:val="0"/>
-                <w:bCs w:val="0"/>
-              </w:rPr>
-            </w:r>
-          </w:p>
-        </w:tc>
-        <w:tc>
-          <w:tcPr>
-            <w:tcBorders/>
-            <w:tcW w:w="1623" w:type="dxa"/>
-          </w:tcPr>
-          <w:p>
-            <w:pPr>
-              <w:pBdr/>
-              <w:shd w:val="nil" w:color="000000"/>
-              <w:spacing/>
-              <w:ind/>
-              <w:rPr>
-                <w:b w:val="0"/>
-                <w:bCs w:val="0"/>
-              </w:rPr>
-            </w:pPr>
-            <w:r>
-              <w:rPr>
-                <w:b w:val="0"/>
-                <w:bCs w:val="0"/>
-              </w:rPr>
-            </w:r>
-            <w:r>
-              <w:rPr>
-                <w:b w:val="0"/>
-                <w:bCs w:val="0"/>
-              </w:rPr>
-            </w:r>
-          </w:p>
-        </w:tc>
-        <w:tc>
-          <w:tcPr>
-            <w:tcBorders/>
-            <w:tcW w:w="1623" w:type="dxa"/>
-          </w:tcPr>
-          <w:p>
-            <w:pPr>
-              <w:pBdr/>
-              <w:shd w:val="nil" w:color="000000"/>
-              <w:spacing/>
-              <w:ind/>
-              <w:rPr>
-                <w:b w:val="0"/>
-                <w:bCs w:val="0"/>
-              </w:rPr>
-            </w:pPr>
-            <w:r>
-              <w:rPr>
-                <w:b w:val="0"/>
-                <w:bCs w:val="0"/>
-              </w:rPr>
-            </w:r>
-            <w:r>
-              <w:rPr>
-                <w:b w:val="0"/>
-                <w:bCs w:val="0"/>
-              </w:rPr>
-            </w:r>
-          </w:p>
-        </w:tc>
-        <w:tc>
-          <w:tcPr>
-            <w:tcBorders/>
-            <w:tcW w:w="1623" w:type="dxa"/>
-          </w:tcPr>
-          <w:p>
-            <w:pPr>
-              <w:pBdr/>
-              <w:shd w:val="nil" w:color="000000"/>
-              <w:spacing/>
-              <w:ind/>
-              <w:rPr>
-                <w:b w:val="0"/>
-                <w:bCs w:val="0"/>
-              </w:rPr>
-            </w:pPr>
-            <w:r>
-              <w:rPr>
-                <w:b w:val="0"/>
-                <w:bCs w:val="0"/>
-              </w:rPr>
-            </w:r>
-            <w:r>
-              <w:rPr>
-                <w:b w:val="0"/>
-                <w:bCs w:val="0"/>
-              </w:rPr>
-            </w:r>
-          </w:p>
-        </w:tc>
-      </w:tr>
-    </w:tbl>
-    <w:p>
-      <w:pPr>
-        <w:pBdr/>
-        <w:shd w:val="nil" w:color="auto"/>
-        <w:spacing/>
-        <w:ind/>
-        <w:rPr>
-          <w:b/>
-          <w:bCs/>
-          <w:highlight w:val="none"/>
-          <w14:ligatures w14:val="none"/>
-        </w:rPr>
-      </w:pPr>
-      <w:r>
-        <w:rPr>
-          <w:b/>
-          <w:bCs/>
-        </w:rPr>
-        <w:t xml:space="preserve">2. Realiza una comparativa entre 5 CRM diferentes.​</w:t>
-      </w:r>
-      <w:r>
-        <w:rPr>
-          <w:b/>
-          <w:bCs/>
-        </w:rPr>
-      </w:r>
-      <w:r>
-        <w:rPr>
-          <w:b/>
-          <w:bCs/>
-          <w:highlight w:val="none"/>
-          <w14:ligatures w14:val="none"/>
-        </w:rPr>
-      </w:r>
-    </w:p>
-    <w:tbl>
-      <w:tblPr>
-        <w:tblStyle w:val="701"/>
-        <w:tblW w:w="0" w:type="auto"/>
-        <w:tblBorders/>
-        <w:tblLook w:val="04A0" w:firstRow="1" w:lastRow="0" w:firstColumn="1" w:lastColumn="0" w:noHBand="0" w:noVBand="1"/>
-      </w:tblPr>
-      <w:tblGrid>
-        <w:gridCol w:w="1623"/>
-        <w:gridCol w:w="1623"/>
-        <w:gridCol w:w="1623"/>
-        <w:gridCol w:w="1623"/>
-        <w:gridCol w:w="1623"/>
-        <w:gridCol w:w="1623"/>
-      </w:tblGrid>
-      <w:tr>
-        <w:trPr/>
-        <w:tc>
-          <w:tcPr>
-            <w:tcBorders/>
-            <w:tcW w:w="1623" w:type="dxa"/>
-          </w:tcPr>
-          <w:p>
-            <w:pPr>
-              <w:pBdr/>
-              <w:shd w:val="nil" w:color="000000"/>
-              <w:spacing/>
-              <w:ind/>
+              <w:jc w:val="center"/>
               <w:rPr>
                 <w:b/>
                 <w:bCs/>
@@ -1514,6 +183,7 @@
           <w:tcPr>
             <w:tcBorders/>
             <w:tcW w:w="1623" w:type="dxa"/>
+            <w:vAlign w:val="center"/>
           </w:tcPr>
           <w:p>
             <w:pPr>
@@ -1521,6 +191,1218 @@
               <w:shd w:val="nil" w:color="000000"/>
               <w:spacing/>
               <w:ind/>
+              <w:jc w:val="center"/>
+              <w:rPr>
+                <w14:ligatures w14:val="none"/>
+              </w:rPr>
+            </w:pPr>
+            <w:r>
+              <w:rPr>
+                <w:highlight w:val="none"/>
+              </w:rPr>
+            </w:r>
+            <w:r>
+              <w:rPr>
+                <w:b/>
+                <w:bCs/>
+              </w:rPr>
+              <w:t xml:space="preserve">SAP</w:t>
+            </w:r>
+            <w:r>
+              <w:rPr>
+                <w14:ligatures w14:val="none"/>
+              </w:rPr>
+            </w:r>
+            <w:r>
+              <w:rPr>
+                <w14:ligatures w14:val="none"/>
+              </w:rPr>
+            </w:r>
+          </w:p>
+        </w:tc>
+        <w:tc>
+          <w:tcPr>
+            <w:tcBorders/>
+            <w:tcW w:w="1623" w:type="dxa"/>
+            <w:vAlign w:val="center"/>
+          </w:tcPr>
+          <w:p>
+            <w:pPr>
+              <w:pBdr/>
+              <w:shd w:val="nil" w:color="000000"/>
+              <w:spacing/>
+              <w:ind/>
+              <w:jc w:val="center"/>
+              <w:rPr>
+                <w:b/>
+                <w:bCs/>
+              </w:rPr>
+            </w:pPr>
+            <w:r>
+              <w:rPr>
+                <w:b/>
+                <w:bCs/>
+              </w:rPr>
+              <w:t xml:space="preserve">MS DYNAMICS 365</w:t>
+            </w:r>
+            <w:r>
+              <w:rPr>
+                <w:b/>
+                <w:bCs/>
+              </w:rPr>
+            </w:r>
+            <w:r>
+              <w:rPr>
+                <w:b/>
+                <w:bCs/>
+              </w:rPr>
+            </w:r>
+          </w:p>
+        </w:tc>
+        <w:tc>
+          <w:tcPr>
+            <w:tcBorders/>
+            <w:tcW w:w="1623" w:type="dxa"/>
+            <w:vAlign w:val="center"/>
+          </w:tcPr>
+          <w:p>
+            <w:pPr>
+              <w:pBdr/>
+              <w:shd w:val="nil" w:color="000000"/>
+              <w:spacing/>
+              <w:ind/>
+              <w:jc w:val="center"/>
+              <w:rPr>
+                <w:b/>
+                <w:bCs/>
+              </w:rPr>
+            </w:pPr>
+            <w:r>
+              <w:rPr>
+                <w:b/>
+                <w:bCs/>
+              </w:rPr>
+              <w:t xml:space="preserve">ORACLE</w:t>
+            </w:r>
+            <w:r>
+              <w:rPr>
+                <w:b/>
+                <w:bCs/>
+              </w:rPr>
+            </w:r>
+            <w:r>
+              <w:rPr>
+                <w:b/>
+                <w:bCs/>
+              </w:rPr>
+            </w:r>
+          </w:p>
+        </w:tc>
+        <w:tc>
+          <w:tcPr>
+            <w:tcBorders/>
+            <w:tcW w:w="1623" w:type="dxa"/>
+            <w:vAlign w:val="center"/>
+          </w:tcPr>
+          <w:p>
+            <w:pPr>
+              <w:pBdr/>
+              <w:shd w:val="nil" w:color="000000"/>
+              <w:spacing/>
+              <w:ind/>
+              <w:jc w:val="center"/>
+              <w:rPr>
+                <w:b/>
+                <w:bCs/>
+              </w:rPr>
+            </w:pPr>
+            <w:r>
+              <w:rPr>
+                <w:b/>
+                <w:bCs/>
+              </w:rPr>
+              <w:t xml:space="preserve">ODOO</w:t>
+            </w:r>
+            <w:r>
+              <w:rPr>
+                <w:b/>
+                <w:bCs/>
+              </w:rPr>
+            </w:r>
+            <w:r>
+              <w:rPr>
+                <w:b/>
+                <w:bCs/>
+              </w:rPr>
+            </w:r>
+          </w:p>
+        </w:tc>
+        <w:tc>
+          <w:tcPr>
+            <w:tcBorders/>
+            <w:tcW w:w="1623" w:type="dxa"/>
+            <w:vAlign w:val="center"/>
+          </w:tcPr>
+          <w:p>
+            <w:pPr>
+              <w:pBdr/>
+              <w:shd w:val="nil" w:color="000000"/>
+              <w:spacing/>
+              <w:ind/>
+              <w:jc w:val="center"/>
+              <w:rPr>
+                <w:b/>
+                <w:bCs/>
+              </w:rPr>
+            </w:pPr>
+            <w:r>
+              <w:rPr>
+                <w:b/>
+                <w:bCs/>
+              </w:rPr>
+              <w:t xml:space="preserve">SAGE</w:t>
+            </w:r>
+            <w:r>
+              <w:rPr>
+                <w:b/>
+                <w:bCs/>
+              </w:rPr>
+            </w:r>
+            <w:r>
+              <w:rPr>
+                <w:b/>
+                <w:bCs/>
+              </w:rPr>
+            </w:r>
+          </w:p>
+        </w:tc>
+      </w:tr>
+      <w:tr>
+        <w:trPr>
+          <w:trHeight w:val="933"/>
+        </w:trPr>
+        <w:tc>
+          <w:tcPr>
+            <w:tcBorders/>
+            <w:tcW w:w="1856" w:type="dxa"/>
+            <w:vAlign w:val="center"/>
+          </w:tcPr>
+          <w:p>
+            <w:pPr>
+              <w:pBdr/>
+              <w:shd w:val="nil" w:color="000000"/>
+              <w:spacing/>
+              <w:ind/>
+              <w:jc w:val="center"/>
+              <w:rPr>
+                <w:b w:val="0"/>
+                <w:bCs w:val="0"/>
+              </w:rPr>
+            </w:pPr>
+            <w:r>
+              <w:rPr>
+                <w:b w:val="0"/>
+                <w:bCs w:val="0"/>
+              </w:rPr>
+              <w:t xml:space="preserve">Precio
+</w:t>
+            </w:r>
+            <w:r>
+              <w:rPr>
+                <w:b w:val="0"/>
+                <w:bCs w:val="0"/>
+              </w:rPr>
+            </w:r>
+          </w:p>
+        </w:tc>
+        <w:tc>
+          <w:tcPr>
+            <w:tcBorders/>
+            <w:tcW w:w="1623" w:type="dxa"/>
+            <w:vAlign w:val="center"/>
+          </w:tcPr>
+          <w:p>
+            <w:pPr>
+              <w:pBdr/>
+              <w:shd w:val="nil" w:color="000000"/>
+              <w:spacing/>
+              <w:ind/>
+              <w:jc w:val="center"/>
+              <w:rPr>
+                <w:b w:val="0"/>
+                <w:bCs w:val="0"/>
+              </w:rPr>
+            </w:pPr>
+            <w:r>
+              <w:rPr>
+                <w:b w:val="0"/>
+                <w:bCs w:val="0"/>
+              </w:rPr>
+            </w:r>
+            <w:r>
+              <w:rPr>
+                <w:b w:val="0"/>
+                <w:bCs w:val="0"/>
+              </w:rPr>
+            </w:r>
+            <w:r>
+              <w:rPr>
+                <w:b w:val="0"/>
+                <w:bCs w:val="0"/>
+              </w:rPr>
+            </w:r>
+          </w:p>
+        </w:tc>
+        <w:tc>
+          <w:tcPr>
+            <w:tcBorders/>
+            <w:tcW w:w="1623" w:type="dxa"/>
+            <w:vAlign w:val="center"/>
+          </w:tcPr>
+          <w:p>
+            <w:pPr>
+              <w:pBdr/>
+              <w:shd w:val="nil" w:color="000000"/>
+              <w:spacing/>
+              <w:ind/>
+              <w:jc w:val="center"/>
+              <w:rPr>
+                <w:b w:val="0"/>
+                <w:bCs w:val="0"/>
+              </w:rPr>
+            </w:pPr>
+            <w:r>
+              <w:rPr>
+                <w:b w:val="0"/>
+                <w:bCs w:val="0"/>
+              </w:rPr>
+            </w:r>
+            <w:r>
+              <w:rPr>
+                <w:b w:val="0"/>
+                <w:bCs w:val="0"/>
+              </w:rPr>
+            </w:r>
+            <w:r>
+              <w:rPr>
+                <w:b w:val="0"/>
+                <w:bCs w:val="0"/>
+              </w:rPr>
+            </w:r>
+          </w:p>
+        </w:tc>
+        <w:tc>
+          <w:tcPr>
+            <w:tcBorders/>
+            <w:tcW w:w="1623" w:type="dxa"/>
+            <w:vAlign w:val="center"/>
+          </w:tcPr>
+          <w:p>
+            <w:pPr>
+              <w:pBdr/>
+              <w:shd w:val="nil" w:color="000000"/>
+              <w:spacing/>
+              <w:ind/>
+              <w:jc w:val="center"/>
+              <w:rPr>
+                <w:b w:val="0"/>
+                <w:bCs w:val="0"/>
+              </w:rPr>
+            </w:pPr>
+            <w:r>
+              <w:rPr>
+                <w:b w:val="0"/>
+                <w:bCs w:val="0"/>
+              </w:rPr>
+            </w:r>
+            <w:r>
+              <w:rPr>
+                <w:b w:val="0"/>
+                <w:bCs w:val="0"/>
+              </w:rPr>
+            </w:r>
+            <w:r>
+              <w:rPr>
+                <w:b w:val="0"/>
+                <w:bCs w:val="0"/>
+              </w:rPr>
+            </w:r>
+          </w:p>
+        </w:tc>
+        <w:tc>
+          <w:tcPr>
+            <w:tcBorders/>
+            <w:tcW w:w="1623" w:type="dxa"/>
+            <w:vAlign w:val="center"/>
+          </w:tcPr>
+          <w:p>
+            <w:pPr>
+              <w:pBdr/>
+              <w:shd w:val="nil" w:color="000000"/>
+              <w:spacing/>
+              <w:ind/>
+              <w:jc w:val="center"/>
+              <w:rPr>
+                <w:b w:val="0"/>
+                <w:bCs w:val="0"/>
+              </w:rPr>
+            </w:pPr>
+            <w:r>
+              <w:rPr>
+                <w:b w:val="0"/>
+                <w:bCs w:val="0"/>
+              </w:rPr>
+            </w:r>
+            <w:r>
+              <w:rPr>
+                <w:b w:val="0"/>
+                <w:bCs w:val="0"/>
+              </w:rPr>
+            </w:r>
+            <w:r>
+              <w:rPr>
+                <w:b w:val="0"/>
+                <w:bCs w:val="0"/>
+              </w:rPr>
+            </w:r>
+          </w:p>
+        </w:tc>
+        <w:tc>
+          <w:tcPr>
+            <w:tcBorders/>
+            <w:tcW w:w="1623" w:type="dxa"/>
+            <w:vAlign w:val="center"/>
+          </w:tcPr>
+          <w:p>
+            <w:pPr>
+              <w:pBdr/>
+              <w:shd w:val="nil" w:color="000000"/>
+              <w:spacing/>
+              <w:ind/>
+              <w:jc w:val="center"/>
+              <w:rPr>
+                <w:b w:val="0"/>
+                <w:bCs w:val="0"/>
+              </w:rPr>
+            </w:pPr>
+            <w:r>
+              <w:rPr>
+                <w:b w:val="0"/>
+                <w:bCs w:val="0"/>
+              </w:rPr>
+            </w:r>
+            <w:r>
+              <w:rPr>
+                <w:b w:val="0"/>
+                <w:bCs w:val="0"/>
+              </w:rPr>
+            </w:r>
+            <w:r>
+              <w:rPr>
+                <w:b w:val="0"/>
+                <w:bCs w:val="0"/>
+              </w:rPr>
+            </w:r>
+          </w:p>
+        </w:tc>
+      </w:tr>
+      <w:tr>
+        <w:trPr>
+          <w:trHeight w:val="933"/>
+        </w:trPr>
+        <w:tc>
+          <w:tcPr>
+            <w:tcBorders/>
+            <w:tcW w:w="1856" w:type="dxa"/>
+            <w:vAlign w:val="center"/>
+          </w:tcPr>
+          <w:p>
+            <w:pPr>
+              <w:pBdr/>
+              <w:shd w:val="nil" w:color="000000"/>
+              <w:spacing/>
+              <w:ind/>
+              <w:jc w:val="center"/>
+              <w:rPr>
+                <w:b w:val="0"/>
+                <w:bCs w:val="0"/>
+              </w:rPr>
+            </w:pPr>
+            <w:r>
+              <w:rPr>
+                <w:b w:val="0"/>
+                <w:bCs w:val="0"/>
+              </w:rPr>
+              <w:t xml:space="preserve">Disponibilidad en la nube</w:t>
+            </w:r>
+            <w:r>
+              <w:rPr>
+                <w:b w:val="0"/>
+                <w:bCs w:val="0"/>
+              </w:rPr>
+            </w:r>
+          </w:p>
+        </w:tc>
+        <w:tc>
+          <w:tcPr>
+            <w:tcBorders/>
+            <w:tcW w:w="1623" w:type="dxa"/>
+            <w:vAlign w:val="center"/>
+          </w:tcPr>
+          <w:p>
+            <w:pPr>
+              <w:pBdr/>
+              <w:shd w:val="nil" w:color="000000"/>
+              <w:spacing/>
+              <w:ind/>
+              <w:jc w:val="center"/>
+              <w:rPr>
+                <w:b w:val="0"/>
+                <w:bCs w:val="0"/>
+              </w:rPr>
+            </w:pPr>
+            <w:r>
+              <w:rPr>
+                <w:b w:val="0"/>
+                <w:bCs w:val="0"/>
+              </w:rPr>
+            </w:r>
+            <w:r>
+              <w:rPr>
+                <w:b w:val="0"/>
+                <w:bCs w:val="0"/>
+              </w:rPr>
+            </w:r>
+            <w:r>
+              <w:rPr>
+                <w:b w:val="0"/>
+                <w:bCs w:val="0"/>
+              </w:rPr>
+            </w:r>
+          </w:p>
+        </w:tc>
+        <w:tc>
+          <w:tcPr>
+            <w:tcBorders/>
+            <w:tcW w:w="1623" w:type="dxa"/>
+            <w:vAlign w:val="center"/>
+          </w:tcPr>
+          <w:p>
+            <w:pPr>
+              <w:pBdr/>
+              <w:shd w:val="nil" w:color="000000"/>
+              <w:spacing/>
+              <w:ind/>
+              <w:jc w:val="center"/>
+              <w:rPr>
+                <w:b w:val="0"/>
+                <w:bCs w:val="0"/>
+              </w:rPr>
+            </w:pPr>
+            <w:r>
+              <w:rPr>
+                <w:b w:val="0"/>
+                <w:bCs w:val="0"/>
+              </w:rPr>
+            </w:r>
+            <w:r>
+              <w:rPr>
+                <w:b w:val="0"/>
+                <w:bCs w:val="0"/>
+              </w:rPr>
+            </w:r>
+            <w:r>
+              <w:rPr>
+                <w:b w:val="0"/>
+                <w:bCs w:val="0"/>
+              </w:rPr>
+            </w:r>
+          </w:p>
+        </w:tc>
+        <w:tc>
+          <w:tcPr>
+            <w:tcBorders/>
+            <w:tcW w:w="1623" w:type="dxa"/>
+            <w:vAlign w:val="center"/>
+          </w:tcPr>
+          <w:p>
+            <w:pPr>
+              <w:pBdr/>
+              <w:shd w:val="nil" w:color="000000"/>
+              <w:spacing/>
+              <w:ind/>
+              <w:jc w:val="center"/>
+              <w:rPr>
+                <w:b w:val="0"/>
+                <w:bCs w:val="0"/>
+              </w:rPr>
+            </w:pPr>
+            <w:r>
+              <w:rPr>
+                <w:b w:val="0"/>
+                <w:bCs w:val="0"/>
+              </w:rPr>
+            </w:r>
+            <w:r>
+              <w:rPr>
+                <w:b w:val="0"/>
+                <w:bCs w:val="0"/>
+              </w:rPr>
+            </w:r>
+            <w:r>
+              <w:rPr>
+                <w:b w:val="0"/>
+                <w:bCs w:val="0"/>
+              </w:rPr>
+            </w:r>
+          </w:p>
+        </w:tc>
+        <w:tc>
+          <w:tcPr>
+            <w:tcBorders/>
+            <w:tcW w:w="1623" w:type="dxa"/>
+            <w:vAlign w:val="center"/>
+          </w:tcPr>
+          <w:p>
+            <w:pPr>
+              <w:pBdr/>
+              <w:shd w:val="nil" w:color="000000"/>
+              <w:spacing/>
+              <w:ind/>
+              <w:jc w:val="center"/>
+              <w:rPr>
+                <w:b w:val="0"/>
+                <w:bCs w:val="0"/>
+              </w:rPr>
+            </w:pPr>
+            <w:r>
+              <w:rPr>
+                <w:b w:val="0"/>
+                <w:bCs w:val="0"/>
+              </w:rPr>
+            </w:r>
+            <w:r>
+              <w:rPr>
+                <w:b w:val="0"/>
+                <w:bCs w:val="0"/>
+              </w:rPr>
+            </w:r>
+            <w:r>
+              <w:rPr>
+                <w:b w:val="0"/>
+                <w:bCs w:val="0"/>
+              </w:rPr>
+            </w:r>
+          </w:p>
+        </w:tc>
+        <w:tc>
+          <w:tcPr>
+            <w:tcBorders/>
+            <w:tcW w:w="1623" w:type="dxa"/>
+            <w:vAlign w:val="center"/>
+          </w:tcPr>
+          <w:p>
+            <w:pPr>
+              <w:pBdr/>
+              <w:shd w:val="nil" w:color="000000"/>
+              <w:spacing/>
+              <w:ind/>
+              <w:jc w:val="center"/>
+              <w:rPr>
+                <w:b w:val="0"/>
+                <w:bCs w:val="0"/>
+              </w:rPr>
+            </w:pPr>
+            <w:r>
+              <w:rPr>
+                <w:b w:val="0"/>
+                <w:bCs w:val="0"/>
+              </w:rPr>
+            </w:r>
+            <w:r>
+              <w:rPr>
+                <w:b w:val="0"/>
+                <w:bCs w:val="0"/>
+              </w:rPr>
+            </w:r>
+            <w:r>
+              <w:rPr>
+                <w:b w:val="0"/>
+                <w:bCs w:val="0"/>
+              </w:rPr>
+            </w:r>
+          </w:p>
+        </w:tc>
+      </w:tr>
+      <w:tr>
+        <w:trPr>
+          <w:trHeight w:val="933"/>
+        </w:trPr>
+        <w:tc>
+          <w:tcPr>
+            <w:tcBorders/>
+            <w:tcW w:w="1856" w:type="dxa"/>
+            <w:vAlign w:val="center"/>
+          </w:tcPr>
+          <w:p>
+            <w:pPr>
+              <w:pBdr/>
+              <w:shd w:val="nil" w:color="000000"/>
+              <w:spacing/>
+              <w:ind/>
+              <w:jc w:val="center"/>
+              <w:rPr>
+                <w:b w:val="0"/>
+                <w:bCs w:val="0"/>
+              </w:rPr>
+            </w:pPr>
+            <w:r>
+              <w:rPr>
+                <w:b w:val="0"/>
+                <w:bCs w:val="0"/>
+              </w:rPr>
+              <w:t xml:space="preserve">Servicio t</w:t>
+            </w:r>
+            <w:r>
+              <w:rPr>
+                <w:b w:val="0"/>
+                <w:bCs w:val="0"/>
+              </w:rPr>
+              <w:t xml:space="preserve">écnico</w:t>
+            </w:r>
+            <w:r>
+              <w:rPr>
+                <w:b w:val="0"/>
+                <w:bCs w:val="0"/>
+              </w:rPr>
+            </w:r>
+          </w:p>
+        </w:tc>
+        <w:tc>
+          <w:tcPr>
+            <w:tcBorders/>
+            <w:tcW w:w="1623" w:type="dxa"/>
+            <w:vAlign w:val="center"/>
+          </w:tcPr>
+          <w:p>
+            <w:pPr>
+              <w:pBdr/>
+              <w:shd w:val="nil" w:color="000000"/>
+              <w:spacing/>
+              <w:ind/>
+              <w:jc w:val="center"/>
+              <w:rPr>
+                <w:b w:val="0"/>
+                <w:bCs w:val="0"/>
+              </w:rPr>
+            </w:pPr>
+            <w:r>
+              <w:rPr>
+                <w:b w:val="0"/>
+                <w:bCs w:val="0"/>
+              </w:rPr>
+            </w:r>
+            <w:r>
+              <w:rPr>
+                <w:b w:val="0"/>
+                <w:bCs w:val="0"/>
+              </w:rPr>
+            </w:r>
+            <w:r>
+              <w:rPr>
+                <w:b w:val="0"/>
+                <w:bCs w:val="0"/>
+              </w:rPr>
+            </w:r>
+          </w:p>
+        </w:tc>
+        <w:tc>
+          <w:tcPr>
+            <w:tcBorders/>
+            <w:tcW w:w="1623" w:type="dxa"/>
+            <w:vAlign w:val="center"/>
+          </w:tcPr>
+          <w:p>
+            <w:pPr>
+              <w:pBdr/>
+              <w:shd w:val="nil" w:color="000000"/>
+              <w:spacing/>
+              <w:ind/>
+              <w:jc w:val="center"/>
+              <w:rPr>
+                <w:b w:val="0"/>
+                <w:bCs w:val="0"/>
+              </w:rPr>
+            </w:pPr>
+            <w:r>
+              <w:rPr>
+                <w:b w:val="0"/>
+                <w:bCs w:val="0"/>
+              </w:rPr>
+            </w:r>
+            <w:r>
+              <w:rPr>
+                <w:b w:val="0"/>
+                <w:bCs w:val="0"/>
+              </w:rPr>
+            </w:r>
+            <w:r>
+              <w:rPr>
+                <w:b w:val="0"/>
+                <w:bCs w:val="0"/>
+              </w:rPr>
+            </w:r>
+          </w:p>
+        </w:tc>
+        <w:tc>
+          <w:tcPr>
+            <w:tcBorders/>
+            <w:tcW w:w="1623" w:type="dxa"/>
+            <w:vAlign w:val="center"/>
+          </w:tcPr>
+          <w:p>
+            <w:pPr>
+              <w:pBdr/>
+              <w:shd w:val="nil" w:color="000000"/>
+              <w:spacing/>
+              <w:ind/>
+              <w:jc w:val="center"/>
+              <w:rPr>
+                <w:b w:val="0"/>
+                <w:bCs w:val="0"/>
+              </w:rPr>
+            </w:pPr>
+            <w:r>
+              <w:rPr>
+                <w:b w:val="0"/>
+                <w:bCs w:val="0"/>
+              </w:rPr>
+            </w:r>
+            <w:r>
+              <w:rPr>
+                <w:b w:val="0"/>
+                <w:bCs w:val="0"/>
+              </w:rPr>
+            </w:r>
+            <w:r>
+              <w:rPr>
+                <w:b w:val="0"/>
+                <w:bCs w:val="0"/>
+              </w:rPr>
+            </w:r>
+          </w:p>
+        </w:tc>
+        <w:tc>
+          <w:tcPr>
+            <w:tcBorders/>
+            <w:tcW w:w="1623" w:type="dxa"/>
+            <w:vAlign w:val="center"/>
+          </w:tcPr>
+          <w:p>
+            <w:pPr>
+              <w:pBdr/>
+              <w:shd w:val="nil" w:color="000000"/>
+              <w:spacing/>
+              <w:ind/>
+              <w:jc w:val="center"/>
+              <w:rPr>
+                <w:b w:val="0"/>
+                <w:bCs w:val="0"/>
+              </w:rPr>
+            </w:pPr>
+            <w:r>
+              <w:rPr>
+                <w:b w:val="0"/>
+                <w:bCs w:val="0"/>
+              </w:rPr>
+            </w:r>
+            <w:r>
+              <w:rPr>
+                <w:b w:val="0"/>
+                <w:bCs w:val="0"/>
+              </w:rPr>
+            </w:r>
+            <w:r>
+              <w:rPr>
+                <w:b w:val="0"/>
+                <w:bCs w:val="0"/>
+              </w:rPr>
+            </w:r>
+          </w:p>
+        </w:tc>
+        <w:tc>
+          <w:tcPr>
+            <w:tcBorders/>
+            <w:tcW w:w="1623" w:type="dxa"/>
+            <w:vAlign w:val="center"/>
+          </w:tcPr>
+          <w:p>
+            <w:pPr>
+              <w:pBdr/>
+              <w:shd w:val="nil" w:color="000000"/>
+              <w:spacing/>
+              <w:ind/>
+              <w:jc w:val="center"/>
+              <w:rPr>
+                <w:b w:val="0"/>
+                <w:bCs w:val="0"/>
+              </w:rPr>
+            </w:pPr>
+            <w:r>
+              <w:rPr>
+                <w:b w:val="0"/>
+                <w:bCs w:val="0"/>
+              </w:rPr>
+            </w:r>
+            <w:r>
+              <w:rPr>
+                <w:b w:val="0"/>
+                <w:bCs w:val="0"/>
+              </w:rPr>
+            </w:r>
+            <w:r>
+              <w:rPr>
+                <w:b w:val="0"/>
+                <w:bCs w:val="0"/>
+              </w:rPr>
+            </w:r>
+          </w:p>
+        </w:tc>
+      </w:tr>
+      <w:tr>
+        <w:trPr>
+          <w:trHeight w:val="933"/>
+        </w:trPr>
+        <w:tc>
+          <w:tcPr>
+            <w:tcBorders/>
+            <w:tcW w:w="1856" w:type="dxa"/>
+            <w:vAlign w:val="center"/>
+          </w:tcPr>
+          <w:p>
+            <w:pPr>
+              <w:pBdr/>
+              <w:shd w:val="nil" w:color="000000"/>
+              <w:spacing/>
+              <w:ind/>
+              <w:jc w:val="center"/>
+              <w:rPr>
+                <w:b w:val="0"/>
+                <w:bCs w:val="0"/>
+              </w:rPr>
+            </w:pPr>
+            <w:r>
+              <w:rPr>
+                <w:b w:val="0"/>
+                <w:bCs w:val="0"/>
+              </w:rPr>
+              <w:t xml:space="preserve">Modularidad / escalabilidad</w:t>
+            </w:r>
+            <w:r>
+              <w:rPr>
+                <w:b w:val="0"/>
+                <w:bCs w:val="0"/>
+              </w:rPr>
+            </w:r>
+          </w:p>
+        </w:tc>
+        <w:tc>
+          <w:tcPr>
+            <w:tcBorders/>
+            <w:tcW w:w="1623" w:type="dxa"/>
+            <w:vAlign w:val="center"/>
+          </w:tcPr>
+          <w:p>
+            <w:pPr>
+              <w:pBdr/>
+              <w:shd w:val="nil" w:color="000000"/>
+              <w:spacing/>
+              <w:ind/>
+              <w:jc w:val="center"/>
+              <w:rPr>
+                <w:b w:val="0"/>
+                <w:bCs w:val="0"/>
+              </w:rPr>
+            </w:pPr>
+            <w:r>
+              <w:rPr>
+                <w:b w:val="0"/>
+                <w:bCs w:val="0"/>
+              </w:rPr>
+            </w:r>
+            <w:r>
+              <w:rPr>
+                <w:b w:val="0"/>
+                <w:bCs w:val="0"/>
+              </w:rPr>
+            </w:r>
+            <w:r>
+              <w:rPr>
+                <w:b w:val="0"/>
+                <w:bCs w:val="0"/>
+              </w:rPr>
+            </w:r>
+          </w:p>
+        </w:tc>
+        <w:tc>
+          <w:tcPr>
+            <w:tcBorders/>
+            <w:tcW w:w="1623" w:type="dxa"/>
+            <w:vAlign w:val="center"/>
+          </w:tcPr>
+          <w:p>
+            <w:pPr>
+              <w:pBdr/>
+              <w:shd w:val="nil" w:color="000000"/>
+              <w:spacing/>
+              <w:ind/>
+              <w:jc w:val="center"/>
+              <w:rPr>
+                <w:b w:val="0"/>
+                <w:bCs w:val="0"/>
+              </w:rPr>
+            </w:pPr>
+            <w:r>
+              <w:rPr>
+                <w:b w:val="0"/>
+                <w:bCs w:val="0"/>
+              </w:rPr>
+            </w:r>
+            <w:r>
+              <w:rPr>
+                <w:b w:val="0"/>
+                <w:bCs w:val="0"/>
+              </w:rPr>
+            </w:r>
+            <w:r>
+              <w:rPr>
+                <w:b w:val="0"/>
+                <w:bCs w:val="0"/>
+              </w:rPr>
+            </w:r>
+          </w:p>
+        </w:tc>
+        <w:tc>
+          <w:tcPr>
+            <w:tcBorders/>
+            <w:tcW w:w="1623" w:type="dxa"/>
+            <w:vAlign w:val="center"/>
+          </w:tcPr>
+          <w:p>
+            <w:pPr>
+              <w:pBdr/>
+              <w:shd w:val="nil" w:color="000000"/>
+              <w:spacing/>
+              <w:ind/>
+              <w:jc w:val="center"/>
+              <w:rPr>
+                <w:b w:val="0"/>
+                <w:bCs w:val="0"/>
+              </w:rPr>
+            </w:pPr>
+            <w:r>
+              <w:rPr>
+                <w:b w:val="0"/>
+                <w:bCs w:val="0"/>
+              </w:rPr>
+            </w:r>
+            <w:r>
+              <w:rPr>
+                <w:b w:val="0"/>
+                <w:bCs w:val="0"/>
+              </w:rPr>
+            </w:r>
+            <w:r>
+              <w:rPr>
+                <w:b w:val="0"/>
+                <w:bCs w:val="0"/>
+              </w:rPr>
+            </w:r>
+          </w:p>
+        </w:tc>
+        <w:tc>
+          <w:tcPr>
+            <w:tcBorders/>
+            <w:tcW w:w="1623" w:type="dxa"/>
+            <w:vAlign w:val="center"/>
+          </w:tcPr>
+          <w:p>
+            <w:pPr>
+              <w:pBdr/>
+              <w:shd w:val="nil" w:color="000000"/>
+              <w:spacing/>
+              <w:ind/>
+              <w:jc w:val="center"/>
+              <w:rPr>
+                <w:b w:val="0"/>
+                <w:bCs w:val="0"/>
+              </w:rPr>
+            </w:pPr>
+            <w:r>
+              <w:rPr>
+                <w:b w:val="0"/>
+                <w:bCs w:val="0"/>
+              </w:rPr>
+            </w:r>
+            <w:r>
+              <w:rPr>
+                <w:b w:val="0"/>
+                <w:bCs w:val="0"/>
+              </w:rPr>
+            </w:r>
+            <w:r>
+              <w:rPr>
+                <w:b w:val="0"/>
+                <w:bCs w:val="0"/>
+              </w:rPr>
+            </w:r>
+          </w:p>
+        </w:tc>
+        <w:tc>
+          <w:tcPr>
+            <w:tcBorders/>
+            <w:tcW w:w="1623" w:type="dxa"/>
+            <w:vAlign w:val="center"/>
+          </w:tcPr>
+          <w:p>
+            <w:pPr>
+              <w:pBdr/>
+              <w:shd w:val="nil" w:color="000000"/>
+              <w:spacing/>
+              <w:ind/>
+              <w:jc w:val="center"/>
+              <w:rPr>
+                <w:b w:val="0"/>
+                <w:bCs w:val="0"/>
+              </w:rPr>
+            </w:pPr>
+            <w:r>
+              <w:rPr>
+                <w:b w:val="0"/>
+                <w:bCs w:val="0"/>
+              </w:rPr>
+            </w:r>
+            <w:r>
+              <w:rPr>
+                <w:b w:val="0"/>
+                <w:bCs w:val="0"/>
+              </w:rPr>
+            </w:r>
+            <w:r>
+              <w:rPr>
+                <w:b w:val="0"/>
+                <w:bCs w:val="0"/>
+              </w:rPr>
+            </w:r>
+          </w:p>
+        </w:tc>
+      </w:tr>
+    </w:tbl>
+    <w:p>
+      <w:pPr>
+        <w:pBdr/>
+        <w:shd w:val="nil" w:color="auto"/>
+        <w:spacing/>
+        <w:ind/>
+        <w:rPr>
+          <w:b/>
+          <w:bCs/>
+          <w:highlight w:val="none"/>
+          <w14:ligatures w14:val="none"/>
+        </w:rPr>
+      </w:pPr>
+      <w:r>
+        <w:rPr>
+          <w:b/>
+          <w:bCs/>
+        </w:rPr>
+        <w:t xml:space="preserve">2. Realiza una comparativa entre 5 CRM diferentes.​</w:t>
+      </w:r>
+      <w:r>
+        <w:rPr>
+          <w:b/>
+          <w:bCs/>
+          <w:highlight w:val="none"/>
+          <w14:ligatures w14:val="none"/>
+        </w:rPr>
+      </w:r>
+      <w:r>
+        <w:rPr>
+          <w:b/>
+          <w:bCs/>
+          <w:highlight w:val="none"/>
+          <w14:ligatures w14:val="none"/>
+        </w:rPr>
+      </w:r>
+    </w:p>
+    <w:tbl>
+      <w:tblPr>
+        <w:tblStyle w:val="701"/>
+        <w:tblW w:w="0" w:type="auto"/>
+        <w:tblBorders/>
+        <w:tblLook w:val="04A0" w:firstRow="1" w:lastRow="0" w:firstColumn="1" w:lastColumn="0" w:noHBand="0" w:noVBand="1"/>
+      </w:tblPr>
+      <w:tblGrid>
+        <w:gridCol w:w="1623"/>
+        <w:gridCol w:w="1623"/>
+        <w:gridCol w:w="1623"/>
+        <w:gridCol w:w="1623"/>
+        <w:gridCol w:w="1623"/>
+        <w:gridCol w:w="1623"/>
+      </w:tblGrid>
+      <w:tr>
+        <w:trPr/>
+        <w:tc>
+          <w:tcPr>
+            <w:tcBorders/>
+            <w:tcW w:w="1623" w:type="dxa"/>
+            <w:vAlign w:val="center"/>
+          </w:tcPr>
+          <w:p>
+            <w:pPr>
+              <w:pBdr/>
+              <w:shd w:val="nil" w:color="000000"/>
+              <w:spacing/>
+              <w:ind/>
+              <w:jc w:val="center"/>
+              <w:rPr>
+                <w:b/>
+                <w:bCs/>
+              </w:rPr>
+            </w:pPr>
+            <w:r>
+              <w:rPr>
+                <w:b/>
+                <w:bCs/>
+              </w:rPr>
+            </w:r>
+            <w:r>
+              <w:rPr>
+                <w:b/>
+                <w:bCs/>
+              </w:rPr>
+            </w:r>
+            <w:r>
+              <w:rPr>
+                <w:b/>
+                <w:bCs/>
+              </w:rPr>
+            </w:r>
+          </w:p>
+        </w:tc>
+        <w:tc>
+          <w:tcPr>
+            <w:tcBorders/>
+            <w:tcW w:w="1623" w:type="dxa"/>
+            <w:vAlign w:val="center"/>
+          </w:tcPr>
+          <w:p>
+            <w:pPr>
+              <w:pBdr/>
+              <w:shd w:val="nil" w:color="000000"/>
+              <w:spacing/>
+              <w:ind/>
+              <w:jc w:val="center"/>
               <w:rPr>
                 <w:b/>
                 <w:bCs/>
@@ -1550,12 +1432,20 @@
                 <w14:ligatures w14:val="none"/>
               </w:rPr>
             </w:r>
+            <w:r>
+              <w:rPr>
+                <w:b/>
+                <w:bCs/>
+                <w14:ligatures w14:val="none"/>
+              </w:rPr>
+            </w:r>
           </w:p>
         </w:tc>
         <w:tc>
           <w:tcPr>
             <w:tcBorders/>
             <w:tcW w:w="1623" w:type="dxa"/>
+            <w:vAlign w:val="center"/>
           </w:tcPr>
           <w:p>
             <w:pPr>
@@ -1563,6 +1453,7 @@
               <w:shd w:val="nil" w:color="000000"/>
               <w:spacing/>
               <w:ind/>
+              <w:jc w:val="center"/>
               <w:rPr>
                 <w:b/>
                 <w:bCs/>
@@ -1581,12 +1472,19 @@
                 <w:bCs/>
               </w:rPr>
             </w:r>
+            <w:r>
+              <w:rPr>
+                <w:b/>
+                <w:bCs/>
+              </w:rPr>
+            </w:r>
           </w:p>
         </w:tc>
         <w:tc>
           <w:tcPr>
             <w:tcBorders/>
             <w:tcW w:w="1623" w:type="dxa"/>
+            <w:vAlign w:val="center"/>
           </w:tcPr>
           <w:p>
             <w:pPr>
@@ -1594,6 +1492,7 @@
               <w:shd w:val="nil" w:color="000000"/>
               <w:spacing/>
               <w:ind/>
+              <w:jc w:val="center"/>
               <w:rPr>
                 <w:b/>
                 <w:bCs/>
@@ -1613,12 +1512,19 @@
                 <w:bCs/>
               </w:rPr>
             </w:r>
+            <w:r>
+              <w:rPr>
+                <w:b/>
+                <w:bCs/>
+              </w:rPr>
+            </w:r>
           </w:p>
         </w:tc>
         <w:tc>
           <w:tcPr>
             <w:tcBorders/>
             <w:tcW w:w="1623" w:type="dxa"/>
+            <w:vAlign w:val="center"/>
           </w:tcPr>
           <w:p>
             <w:pPr>
@@ -1626,6 +1532,7 @@
               <w:shd w:val="nil" w:color="000000"/>
               <w:spacing/>
               <w:ind/>
+              <w:jc w:val="center"/>
               <w:rPr>
                 <w:b/>
                 <w:bCs/>
@@ -1645,12 +1552,19 @@
                 <w:bCs/>
               </w:rPr>
             </w:r>
+            <w:r>
+              <w:rPr>
+                <w:b/>
+                <w:bCs/>
+              </w:rPr>
+            </w:r>
           </w:p>
         </w:tc>
         <w:tc>
           <w:tcPr>
             <w:tcBorders/>
             <w:tcW w:w="1623" w:type="dxa"/>
+            <w:vAlign w:val="center"/>
           </w:tcPr>
           <w:p>
             <w:pPr>
@@ -1658,6 +1572,7 @@
               <w:shd w:val="nil" w:color="000000"/>
               <w:spacing/>
               <w:ind/>
+              <w:jc w:val="center"/>
               <w:rPr>
                 <w:b/>
                 <w:bCs/>
@@ -1677,15 +1592,24 @@
                 <w:bCs/>
               </w:rPr>
             </w:r>
+            <w:r>
+              <w:rPr>
+                <w:b/>
+                <w:bCs/>
+              </w:rPr>
+            </w:r>
           </w:p>
         </w:tc>
       </w:tr>
       <w:tr>
-        <w:trPr/>
+        <w:trPr>
+          <w:trHeight w:val="1075"/>
+        </w:trPr>
         <w:tc>
           <w:tcPr>
             <w:tcBorders/>
             <w:tcW w:w="1623" w:type="dxa"/>
+            <w:vAlign w:val="center"/>
           </w:tcPr>
           <w:p>
             <w:pPr>
@@ -1693,6 +1617,47 @@
               <w:shd w:val="nil" w:color="000000"/>
               <w:spacing/>
               <w:ind/>
+              <w:jc w:val="center"/>
+              <w:rPr>
+                <w:b w:val="0"/>
+                <w:bCs w:val="0"/>
+              </w:rPr>
+            </w:pPr>
+            <w:r>
+              <w:rPr>
+                <w:b w:val="0"/>
+                <w:bCs w:val="0"/>
+              </w:rPr>
+              <w:t xml:space="preserve">Precio
+</w:t>
+            </w:r>
+            <w:r>
+              <w:rPr>
+                <w:b w:val="0"/>
+                <w:bCs w:val="0"/>
+              </w:rPr>
+            </w:r>
+            <w:r>
+              <w:rPr>
+                <w:b w:val="0"/>
+                <w:bCs w:val="0"/>
+              </w:rPr>
+            </w:r>
+          </w:p>
+        </w:tc>
+        <w:tc>
+          <w:tcPr>
+            <w:tcBorders/>
+            <w:tcW w:w="1623" w:type="dxa"/>
+            <w:vAlign w:val="center"/>
+          </w:tcPr>
+          <w:p>
+            <w:pPr>
+              <w:pBdr/>
+              <w:shd w:val="nil" w:color="000000"/>
+              <w:spacing/>
+              <w:ind/>
+              <w:jc w:val="center"/>
               <w:rPr>
                 <w:b w:val="0"/>
                 <w:bCs w:val="0"/>
@@ -1722,6 +1687,7 @@
           <w:tcPr>
             <w:tcBorders/>
             <w:tcW w:w="1623" w:type="dxa"/>
+            <w:vAlign w:val="center"/>
           </w:tcPr>
           <w:p>
             <w:pPr>
@@ -1729,6 +1695,7 @@
               <w:shd w:val="nil" w:color="000000"/>
               <w:spacing/>
               <w:ind/>
+              <w:jc w:val="center"/>
               <w:rPr>
                 <w:b w:val="0"/>
                 <w:bCs w:val="0"/>
@@ -1758,6 +1725,7 @@
           <w:tcPr>
             <w:tcBorders/>
             <w:tcW w:w="1623" w:type="dxa"/>
+            <w:vAlign w:val="center"/>
           </w:tcPr>
           <w:p>
             <w:pPr>
@@ -1765,6 +1733,7 @@
               <w:shd w:val="nil" w:color="000000"/>
               <w:spacing/>
               <w:ind/>
+              <w:jc w:val="center"/>
               <w:rPr>
                 <w:b w:val="0"/>
                 <w:bCs w:val="0"/>
@@ -1794,6 +1763,7 @@
           <w:tcPr>
             <w:tcBorders/>
             <w:tcW w:w="1623" w:type="dxa"/>
+            <w:vAlign w:val="center"/>
           </w:tcPr>
           <w:p>
             <w:pPr>
@@ -1801,6 +1771,7 @@
               <w:shd w:val="nil" w:color="000000"/>
               <w:spacing/>
               <w:ind/>
+              <w:jc w:val="center"/>
               <w:rPr>
                 <w:b w:val="0"/>
                 <w:bCs w:val="0"/>
@@ -1830,6 +1801,7 @@
           <w:tcPr>
             <w:tcBorders/>
             <w:tcW w:w="1623" w:type="dxa"/>
+            <w:vAlign w:val="center"/>
           </w:tcPr>
           <w:p>
             <w:pPr>
@@ -1837,6 +1809,89 @@
               <w:shd w:val="nil" w:color="000000"/>
               <w:spacing/>
               <w:ind/>
+              <w:jc w:val="center"/>
+              <w:rPr>
+                <w:b w:val="0"/>
+                <w:bCs w:val="0"/>
+              </w:rPr>
+            </w:pPr>
+            <w:r>
+              <w:rPr>
+                <w:b w:val="0"/>
+                <w:bCs w:val="0"/>
+              </w:rPr>
+            </w:r>
+            <w:r>
+              <w:rPr>
+                <w:b w:val="0"/>
+                <w:bCs w:val="0"/>
+              </w:rPr>
+            </w:r>
+            <w:r>
+              <w:rPr>
+                <w:b w:val="0"/>
+                <w:bCs w:val="0"/>
+              </w:rPr>
+            </w:r>
+          </w:p>
+        </w:tc>
+      </w:tr>
+      <w:tr>
+        <w:trPr>
+          <w:trHeight w:val="1075"/>
+        </w:trPr>
+        <w:tc>
+          <w:tcPr>
+            <w:tcBorders/>
+            <w:tcW w:w="1623" w:type="dxa"/>
+            <w:vAlign w:val="center"/>
+          </w:tcPr>
+          <w:p>
+            <w:pPr>
+              <w:pBdr/>
+              <w:shd w:val="nil" w:color="000000"/>
+              <w:spacing/>
+              <w:ind/>
+              <w:jc w:val="center"/>
+              <w:rPr>
+                <w:b w:val="0"/>
+                <w:bCs w:val="0"/>
+              </w:rPr>
+            </w:pPr>
+            <w:r>
+              <w:rPr>
+                <w:b w:val="0"/>
+                <w:bCs w:val="0"/>
+              </w:rPr>
+              <w:t xml:space="preserve">Disponibilidad en la nube</w:t>
+            </w:r>
+            <w:r>
+              <w:rPr>
+                <w:b w:val="0"/>
+                <w:bCs w:val="0"/>
+              </w:rPr>
+            </w:r>
+            <w:r>
+              <w:rPr>
+                <w:b w:val="0"/>
+                <w:bCs w:val="0"/>
+              </w:rPr>
+            </w:r>
+          </w:p>
+        </w:tc>
+        <w:tc>
+          <w:tcPr>
+            <w:tcBorders/>
+            <w:tcW w:w="1623" w:type="dxa"/>
+            <w:vAlign w:val="center"/>
+          </w:tcPr>
+          <w:p>
+            <w:pPr>
+              <w:pBdr/>
+              <w:shd w:val="nil" w:color="000000"/>
+              <w:spacing/>
+              <w:ind/>
+              <w:jc w:val="center"/>
               <w:rPr>
                 <w:b w:val="0"/>
                 <w:bCs w:val="0"/>
@@ -1866,6 +1921,7 @@
           <w:tcPr>
             <w:tcBorders/>
             <w:tcW w:w="1623" w:type="dxa"/>
+            <w:vAlign w:val="center"/>
           </w:tcPr>
           <w:p>
             <w:pPr>
@@ -1873,45 +1929,7 @@
               <w:shd w:val="nil" w:color="000000"/>
               <w:spacing/>
               <w:ind/>
-              <w:rPr>
-                <w:b w:val="0"/>
-                <w:bCs w:val="0"/>
-              </w:rPr>
-            </w:pPr>
-            <w:r>
-              <w:rPr>
-                <w:b w:val="0"/>
-                <w:bCs w:val="0"/>
-              </w:rPr>
-            </w:r>
-            <w:r>
-              <w:rPr>
-                <w:b w:val="0"/>
-                <w:bCs w:val="0"/>
-              </w:rPr>
-            </w:r>
-            <w:r>
-              <w:rPr>
-                <w:b w:val="0"/>
-                <w:bCs w:val="0"/>
-              </w:rPr>
-            </w:r>
-          </w:p>
-        </w:tc>
-      </w:tr>
-      <w:tr>
-        <w:trPr/>
-        <w:tc>
-          <w:tcPr>
-            <w:tcBorders/>
-            <w:tcW w:w="1623" w:type="dxa"/>
-          </w:tcPr>
-          <w:p>
-            <w:pPr>
-              <w:pBdr/>
-              <w:shd w:val="nil" w:color="000000"/>
-              <w:spacing/>
-              <w:ind/>
+              <w:jc w:val="center"/>
               <w:rPr>
                 <w:b w:val="0"/>
                 <w:bCs w:val="0"/>
@@ -1941,6 +1959,7 @@
           <w:tcPr>
             <w:tcBorders/>
             <w:tcW w:w="1623" w:type="dxa"/>
+            <w:vAlign w:val="center"/>
           </w:tcPr>
           <w:p>
             <w:pPr>
@@ -1948,6 +1967,7 @@
               <w:shd w:val="nil" w:color="000000"/>
               <w:spacing/>
               <w:ind/>
+              <w:jc w:val="center"/>
               <w:rPr>
                 <w:b w:val="0"/>
                 <w:bCs w:val="0"/>
@@ -1977,6 +1997,7 @@
           <w:tcPr>
             <w:tcBorders/>
             <w:tcW w:w="1623" w:type="dxa"/>
+            <w:vAlign w:val="center"/>
           </w:tcPr>
           <w:p>
             <w:pPr>
@@ -1984,6 +2005,7 @@
               <w:shd w:val="nil" w:color="000000"/>
               <w:spacing/>
               <w:ind/>
+              <w:jc w:val="center"/>
               <w:rPr>
                 <w:b w:val="0"/>
                 <w:bCs w:val="0"/>
@@ -2013,6 +2035,7 @@
           <w:tcPr>
             <w:tcBorders/>
             <w:tcW w:w="1623" w:type="dxa"/>
+            <w:vAlign w:val="center"/>
           </w:tcPr>
           <w:p>
             <w:pPr>
@@ -2020,6 +2043,96 @@
               <w:shd w:val="nil" w:color="000000"/>
               <w:spacing/>
               <w:ind/>
+              <w:jc w:val="center"/>
+              <w:rPr>
+                <w:b w:val="0"/>
+                <w:bCs w:val="0"/>
+              </w:rPr>
+            </w:pPr>
+            <w:r>
+              <w:rPr>
+                <w:b w:val="0"/>
+                <w:bCs w:val="0"/>
+              </w:rPr>
+            </w:r>
+            <w:r>
+              <w:rPr>
+                <w:b w:val="0"/>
+                <w:bCs w:val="0"/>
+              </w:rPr>
+            </w:r>
+            <w:r>
+              <w:rPr>
+                <w:b w:val="0"/>
+                <w:bCs w:val="0"/>
+              </w:rPr>
+            </w:r>
+          </w:p>
+        </w:tc>
+      </w:tr>
+      <w:tr>
+        <w:trPr>
+          <w:trHeight w:val="1075"/>
+        </w:trPr>
+        <w:tc>
+          <w:tcPr>
+            <w:tcBorders/>
+            <w:tcW w:w="1623" w:type="dxa"/>
+            <w:vAlign w:val="center"/>
+          </w:tcPr>
+          <w:p>
+            <w:pPr>
+              <w:pBdr/>
+              <w:shd w:val="nil" w:color="000000"/>
+              <w:spacing/>
+              <w:ind/>
+              <w:jc w:val="center"/>
+              <w:rPr>
+                <w:b w:val="0"/>
+                <w:bCs w:val="0"/>
+              </w:rPr>
+            </w:pPr>
+            <w:r>
+              <w:rPr>
+                <w:b w:val="0"/>
+                <w:bCs w:val="0"/>
+              </w:rPr>
+              <w:t xml:space="preserve">Servicio t</w:t>
+            </w:r>
+            <w:r>
+              <w:rPr>
+                <w:b w:val="0"/>
+                <w:bCs w:val="0"/>
+              </w:rPr>
+              <w:t xml:space="preserve">écnico</w:t>
+            </w:r>
+            <w:r>
+              <w:rPr>
+                <w:b w:val="0"/>
+                <w:bCs w:val="0"/>
+              </w:rPr>
+            </w:r>
+            <w:r>
+              <w:rPr>
+                <w:b w:val="0"/>
+                <w:bCs w:val="0"/>
+              </w:rPr>
+            </w:r>
+          </w:p>
+        </w:tc>
+        <w:tc>
+          <w:tcPr>
+            <w:tcBorders/>
+            <w:tcW w:w="1623" w:type="dxa"/>
+            <w:vAlign w:val="center"/>
+          </w:tcPr>
+          <w:p>
+            <w:pPr>
+              <w:pBdr/>
+              <w:shd w:val="nil" w:color="000000"/>
+              <w:spacing/>
+              <w:ind/>
+              <w:jc w:val="center"/>
               <w:rPr>
                 <w:b w:val="0"/>
                 <w:bCs w:val="0"/>
@@ -2049,6 +2162,7 @@
           <w:tcPr>
             <w:tcBorders/>
             <w:tcW w:w="1623" w:type="dxa"/>
+            <w:vAlign w:val="center"/>
           </w:tcPr>
           <w:p>
             <w:pPr>
@@ -2056,6 +2170,7 @@
               <w:shd w:val="nil" w:color="000000"/>
               <w:spacing/>
               <w:ind/>
+              <w:jc w:val="center"/>
               <w:rPr>
                 <w:b w:val="0"/>
                 <w:bCs w:val="0"/>
@@ -2085,6 +2200,7 @@
           <w:tcPr>
             <w:tcBorders/>
             <w:tcW w:w="1623" w:type="dxa"/>
+            <w:vAlign w:val="center"/>
           </w:tcPr>
           <w:p>
             <w:pPr>
@@ -2092,45 +2208,7 @@
               <w:shd w:val="nil" w:color="000000"/>
               <w:spacing/>
               <w:ind/>
-              <w:rPr>
-                <w:b w:val="0"/>
-                <w:bCs w:val="0"/>
-              </w:rPr>
-            </w:pPr>
-            <w:r>
-              <w:rPr>
-                <w:b w:val="0"/>
-                <w:bCs w:val="0"/>
-              </w:rPr>
-            </w:r>
-            <w:r>
-              <w:rPr>
-                <w:b w:val="0"/>
-                <w:bCs w:val="0"/>
-              </w:rPr>
-            </w:r>
-            <w:r>
-              <w:rPr>
-                <w:b w:val="0"/>
-                <w:bCs w:val="0"/>
-              </w:rPr>
-            </w:r>
-          </w:p>
-        </w:tc>
-      </w:tr>
-      <w:tr>
-        <w:trPr/>
-        <w:tc>
-          <w:tcPr>
-            <w:tcBorders/>
-            <w:tcW w:w="1623" w:type="dxa"/>
-          </w:tcPr>
-          <w:p>
-            <w:pPr>
-              <w:pBdr/>
-              <w:shd w:val="nil" w:color="000000"/>
-              <w:spacing/>
-              <w:ind/>
+              <w:jc w:val="center"/>
               <w:rPr>
                 <w:b w:val="0"/>
                 <w:bCs w:val="0"/>
@@ -2160,6 +2238,7 @@
           <w:tcPr>
             <w:tcBorders/>
             <w:tcW w:w="1623" w:type="dxa"/>
+            <w:vAlign w:val="center"/>
           </w:tcPr>
           <w:p>
             <w:pPr>
@@ -2167,36 +2246,7 @@
               <w:shd w:val="nil" w:color="000000"/>
               <w:spacing/>
               <w:ind/>
-              <w:rPr>
-                <w:b w:val="0"/>
-                <w:bCs w:val="0"/>
-              </w:rPr>
-            </w:pPr>
-            <w:r>
-              <w:rPr>
-                <w:b w:val="0"/>
-                <w:bCs w:val="0"/>
-              </w:rPr>
-            </w:r>
-            <w:r>
-              <w:rPr>
-                <w:b w:val="0"/>
-                <w:bCs w:val="0"/>
-              </w:rPr>
-            </w:r>
-          </w:p>
-        </w:tc>
-        <w:tc>
-          <w:tcPr>
-            <w:tcBorders/>
-            <w:tcW w:w="1623" w:type="dxa"/>
-          </w:tcPr>
-          <w:p>
-            <w:pPr>
-              <w:pBdr/>
-              <w:shd w:val="nil" w:color="000000"/>
-              <w:spacing/>
-              <w:ind/>
+              <w:jc w:val="center"/>
               <w:rPr>
                 <w:b w:val="0"/>
                 <w:bCs w:val="0"/>
@@ -2226,6 +2276,7 @@
           <w:tcPr>
             <w:tcBorders/>
             <w:tcW w:w="1623" w:type="dxa"/>
+            <w:vAlign w:val="center"/>
           </w:tcPr>
           <w:p>
             <w:pPr>
@@ -2233,11 +2284,62 @@
               <w:shd w:val="nil" w:color="000000"/>
               <w:spacing/>
               <w:ind/>
+              <w:jc w:val="center"/>
               <w:rPr>
                 <w:b w:val="0"/>
                 <w:bCs w:val="0"/>
               </w:rPr>
             </w:pPr>
+            <w:r>
+              <w:rPr>
+                <w:b w:val="0"/>
+                <w:bCs w:val="0"/>
+              </w:rPr>
+            </w:r>
+            <w:r>
+              <w:rPr>
+                <w:b w:val="0"/>
+                <w:bCs w:val="0"/>
+              </w:rPr>
+            </w:r>
+            <w:r>
+              <w:rPr>
+                <w:b w:val="0"/>
+                <w:bCs w:val="0"/>
+              </w:rPr>
+            </w:r>
+          </w:p>
+        </w:tc>
+      </w:tr>
+      <w:tr>
+        <w:trPr>
+          <w:trHeight w:val="1075"/>
+        </w:trPr>
+        <w:tc>
+          <w:tcPr>
+            <w:tcBorders/>
+            <w:tcW w:w="1623" w:type="dxa"/>
+            <w:vAlign w:val="center"/>
+          </w:tcPr>
+          <w:p>
+            <w:pPr>
+              <w:pBdr/>
+              <w:shd w:val="nil" w:color="000000"/>
+              <w:spacing/>
+              <w:ind/>
+              <w:jc w:val="center"/>
+              <w:rPr>
+                <w:b w:val="0"/>
+                <w:bCs w:val="0"/>
+              </w:rPr>
+            </w:pPr>
+            <w:r>
+              <w:rPr>
+                <w:b w:val="0"/>
+                <w:bCs w:val="0"/>
+              </w:rPr>
+              <w:t xml:space="preserve">Modularidad / escalabilidad</w:t>
+            </w:r>
             <w:r>
               <w:rPr>
                 <w:b w:val="0"/>
@@ -2256,6 +2358,7 @@
           <w:tcPr>
             <w:tcBorders/>
             <w:tcW w:w="1623" w:type="dxa"/>
+            <w:vAlign w:val="center"/>
           </w:tcPr>
           <w:p>
             <w:pPr>
@@ -2263,6 +2366,7 @@
               <w:shd w:val="nil" w:color="000000"/>
               <w:spacing/>
               <w:ind/>
+              <w:jc w:val="center"/>
               <w:rPr>
                 <w:b w:val="0"/>
                 <w:bCs w:val="0"/>
@@ -2292,6 +2396,7 @@
           <w:tcPr>
             <w:tcBorders/>
             <w:tcW w:w="1623" w:type="dxa"/>
+            <w:vAlign w:val="center"/>
           </w:tcPr>
           <w:p>
             <w:pPr>
@@ -2299,45 +2404,7 @@
               <w:shd w:val="nil" w:color="000000"/>
               <w:spacing/>
               <w:ind/>
-              <w:rPr>
-                <w:b w:val="0"/>
-                <w:bCs w:val="0"/>
-              </w:rPr>
-            </w:pPr>
-            <w:r>
-              <w:rPr>
-                <w:b w:val="0"/>
-                <w:bCs w:val="0"/>
-              </w:rPr>
-            </w:r>
-            <w:r>
-              <w:rPr>
-                <w:b w:val="0"/>
-                <w:bCs w:val="0"/>
-              </w:rPr>
-            </w:r>
-            <w:r>
-              <w:rPr>
-                <w:b w:val="0"/>
-                <w:bCs w:val="0"/>
-              </w:rPr>
-            </w:r>
-          </w:p>
-        </w:tc>
-      </w:tr>
-      <w:tr>
-        <w:trPr/>
-        <w:tc>
-          <w:tcPr>
-            <w:tcBorders/>
-            <w:tcW w:w="1623" w:type="dxa"/>
-          </w:tcPr>
-          <w:p>
-            <w:pPr>
-              <w:pBdr/>
-              <w:shd w:val="nil" w:color="000000"/>
-              <w:spacing/>
-              <w:ind/>
+              <w:jc w:val="center"/>
               <w:rPr>
                 <w:b w:val="0"/>
                 <w:bCs w:val="0"/>
@@ -2367,6 +2434,7 @@
           <w:tcPr>
             <w:tcBorders/>
             <w:tcW w:w="1623" w:type="dxa"/>
+            <w:vAlign w:val="center"/>
           </w:tcPr>
           <w:p>
             <w:pPr>
@@ -2374,6 +2442,7 @@
               <w:shd w:val="nil" w:color="000000"/>
               <w:spacing/>
               <w:ind/>
+              <w:jc w:val="center"/>
               <w:rPr>
                 <w:b w:val="0"/>
                 <w:bCs w:val="0"/>
@@ -2403,6 +2472,7 @@
           <w:tcPr>
             <w:tcBorders/>
             <w:tcW w:w="1623" w:type="dxa"/>
+            <w:vAlign w:val="center"/>
           </w:tcPr>
           <w:p>
             <w:pPr>
@@ -2410,6 +2480,7 @@
               <w:shd w:val="nil" w:color="000000"/>
               <w:spacing/>
               <w:ind/>
+              <w:jc w:val="center"/>
               <w:rPr>
                 <w:b w:val="0"/>
                 <w:bCs w:val="0"/>
@@ -2439,6 +2510,7 @@
           <w:tcPr>
             <w:tcBorders/>
             <w:tcW w:w="1623" w:type="dxa"/>
+            <w:vAlign w:val="center"/>
           </w:tcPr>
           <w:p>
             <w:pPr>
@@ -2446,516 +2518,7 @@
               <w:shd w:val="nil" w:color="000000"/>
               <w:spacing/>
               <w:ind/>
-              <w:rPr>
-                <w:b w:val="0"/>
-                <w:bCs w:val="0"/>
-              </w:rPr>
-            </w:pPr>
-            <w:r>
-              <w:rPr>
-                <w:b w:val="0"/>
-                <w:bCs w:val="0"/>
-              </w:rPr>
-            </w:r>
-            <w:r>
-              <w:rPr>
-                <w:b w:val="0"/>
-                <w:bCs w:val="0"/>
-              </w:rPr>
-            </w:r>
-            <w:r>
-              <w:rPr>
-                <w:b w:val="0"/>
-                <w:bCs w:val="0"/>
-              </w:rPr>
-            </w:r>
-          </w:p>
-        </w:tc>
-        <w:tc>
-          <w:tcPr>
-            <w:tcBorders/>
-            <w:tcW w:w="1623" w:type="dxa"/>
-          </w:tcPr>
-          <w:p>
-            <w:pPr>
-              <w:pBdr/>
-              <w:shd w:val="nil" w:color="000000"/>
-              <w:spacing/>
-              <w:ind/>
-              <w:rPr>
-                <w:b w:val="0"/>
-                <w:bCs w:val="0"/>
-              </w:rPr>
-            </w:pPr>
-            <w:r>
-              <w:rPr>
-                <w:b w:val="0"/>
-                <w:bCs w:val="0"/>
-              </w:rPr>
-            </w:r>
-            <w:r>
-              <w:rPr>
-                <w:b w:val="0"/>
-                <w:bCs w:val="0"/>
-              </w:rPr>
-            </w:r>
-            <w:r>
-              <w:rPr>
-                <w:b w:val="0"/>
-                <w:bCs w:val="0"/>
-              </w:rPr>
-            </w:r>
-          </w:p>
-        </w:tc>
-        <w:tc>
-          <w:tcPr>
-            <w:tcBorders/>
-            <w:tcW w:w="1623" w:type="dxa"/>
-          </w:tcPr>
-          <w:p>
-            <w:pPr>
-              <w:pBdr/>
-              <w:shd w:val="nil" w:color="000000"/>
-              <w:spacing/>
-              <w:ind/>
-              <w:rPr>
-                <w:b w:val="0"/>
-                <w:bCs w:val="0"/>
-              </w:rPr>
-            </w:pPr>
-            <w:r>
-              <w:rPr>
-                <w:b w:val="0"/>
-                <w:bCs w:val="0"/>
-              </w:rPr>
-            </w:r>
-            <w:r>
-              <w:rPr>
-                <w:b w:val="0"/>
-                <w:bCs w:val="0"/>
-              </w:rPr>
-            </w:r>
-            <w:r>
-              <w:rPr>
-                <w:b w:val="0"/>
-                <w:bCs w:val="0"/>
-              </w:rPr>
-            </w:r>
-          </w:p>
-        </w:tc>
-      </w:tr>
-      <w:tr>
-        <w:trPr/>
-        <w:tc>
-          <w:tcPr>
-            <w:tcBorders/>
-            <w:tcW w:w="1623" w:type="dxa"/>
-          </w:tcPr>
-          <w:p>
-            <w:pPr>
-              <w:pBdr/>
-              <w:shd w:val="nil" w:color="000000"/>
-              <w:spacing/>
-              <w:ind/>
-              <w:rPr>
-                <w:b w:val="0"/>
-                <w:bCs w:val="0"/>
-              </w:rPr>
-            </w:pPr>
-            <w:r>
-              <w:rPr>
-                <w:b w:val="0"/>
-                <w:bCs w:val="0"/>
-              </w:rPr>
-            </w:r>
-            <w:r>
-              <w:rPr>
-                <w:b w:val="0"/>
-                <w:bCs w:val="0"/>
-              </w:rPr>
-            </w:r>
-            <w:r>
-              <w:rPr>
-                <w:b w:val="0"/>
-                <w:bCs w:val="0"/>
-              </w:rPr>
-            </w:r>
-          </w:p>
-        </w:tc>
-        <w:tc>
-          <w:tcPr>
-            <w:tcBorders/>
-            <w:tcW w:w="1623" w:type="dxa"/>
-          </w:tcPr>
-          <w:p>
-            <w:pPr>
-              <w:pBdr/>
-              <w:shd w:val="nil" w:color="000000"/>
-              <w:spacing/>
-              <w:ind/>
-              <w:rPr>
-                <w:b w:val="0"/>
-                <w:bCs w:val="0"/>
-              </w:rPr>
-            </w:pPr>
-            <w:r>
-              <w:rPr>
-                <w:b w:val="0"/>
-                <w:bCs w:val="0"/>
-              </w:rPr>
-            </w:r>
-            <w:r>
-              <w:rPr>
-                <w:b w:val="0"/>
-                <w:bCs w:val="0"/>
-              </w:rPr>
-            </w:r>
-            <w:r>
-              <w:rPr>
-                <w:b w:val="0"/>
-                <w:bCs w:val="0"/>
-              </w:rPr>
-            </w:r>
-          </w:p>
-        </w:tc>
-        <w:tc>
-          <w:tcPr>
-            <w:tcBorders/>
-            <w:tcW w:w="1623" w:type="dxa"/>
-          </w:tcPr>
-          <w:p>
-            <w:pPr>
-              <w:pBdr/>
-              <w:shd w:val="nil" w:color="000000"/>
-              <w:spacing/>
-              <w:ind/>
-              <w:rPr>
-                <w:b w:val="0"/>
-                <w:bCs w:val="0"/>
-              </w:rPr>
-            </w:pPr>
-            <w:r>
-              <w:rPr>
-                <w:b w:val="0"/>
-                <w:bCs w:val="0"/>
-              </w:rPr>
-            </w:r>
-            <w:r>
-              <w:rPr>
-                <w:b w:val="0"/>
-                <w:bCs w:val="0"/>
-              </w:rPr>
-            </w:r>
-            <w:r>
-              <w:rPr>
-                <w:b w:val="0"/>
-                <w:bCs w:val="0"/>
-              </w:rPr>
-            </w:r>
-          </w:p>
-        </w:tc>
-        <w:tc>
-          <w:tcPr>
-            <w:tcBorders/>
-            <w:tcW w:w="1623" w:type="dxa"/>
-          </w:tcPr>
-          <w:p>
-            <w:pPr>
-              <w:pBdr/>
-              <w:shd w:val="nil" w:color="000000"/>
-              <w:spacing/>
-              <w:ind/>
-              <w:rPr>
-                <w:b w:val="0"/>
-                <w:bCs w:val="0"/>
-              </w:rPr>
-            </w:pPr>
-            <w:r>
-              <w:rPr>
-                <w:b w:val="0"/>
-                <w:bCs w:val="0"/>
-              </w:rPr>
-            </w:r>
-            <w:r>
-              <w:rPr>
-                <w:b w:val="0"/>
-                <w:bCs w:val="0"/>
-              </w:rPr>
-            </w:r>
-            <w:r>
-              <w:rPr>
-                <w:b w:val="0"/>
-                <w:bCs w:val="0"/>
-              </w:rPr>
-            </w:r>
-          </w:p>
-        </w:tc>
-        <w:tc>
-          <w:tcPr>
-            <w:tcBorders/>
-            <w:tcW w:w="1623" w:type="dxa"/>
-          </w:tcPr>
-          <w:p>
-            <w:pPr>
-              <w:pBdr/>
-              <w:shd w:val="nil" w:color="000000"/>
-              <w:spacing/>
-              <w:ind/>
-              <w:rPr>
-                <w:b w:val="0"/>
-                <w:bCs w:val="0"/>
-              </w:rPr>
-            </w:pPr>
-            <w:r>
-              <w:rPr>
-                <w:b w:val="0"/>
-                <w:bCs w:val="0"/>
-              </w:rPr>
-            </w:r>
-            <w:r>
-              <w:rPr>
-                <w:b w:val="0"/>
-                <w:bCs w:val="0"/>
-              </w:rPr>
-            </w:r>
-            <w:r>
-              <w:rPr>
-                <w:b w:val="0"/>
-                <w:bCs w:val="0"/>
-              </w:rPr>
-            </w:r>
-          </w:p>
-        </w:tc>
-        <w:tc>
-          <w:tcPr>
-            <w:tcBorders/>
-            <w:tcW w:w="1623" w:type="dxa"/>
-          </w:tcPr>
-          <w:p>
-            <w:pPr>
-              <w:pBdr/>
-              <w:shd w:val="nil" w:color="000000"/>
-              <w:spacing/>
-              <w:ind/>
-              <w:rPr>
-                <w:b w:val="0"/>
-                <w:bCs w:val="0"/>
-              </w:rPr>
-            </w:pPr>
-            <w:r>
-              <w:rPr>
-                <w:b w:val="0"/>
-                <w:bCs w:val="0"/>
-              </w:rPr>
-            </w:r>
-            <w:r>
-              <w:rPr>
-                <w:b w:val="0"/>
-                <w:bCs w:val="0"/>
-              </w:rPr>
-            </w:r>
-            <w:r>
-              <w:rPr>
-                <w:b w:val="0"/>
-                <w:bCs w:val="0"/>
-              </w:rPr>
-            </w:r>
-          </w:p>
-        </w:tc>
-      </w:tr>
-      <w:tr>
-        <w:trPr/>
-        <w:tc>
-          <w:tcPr>
-            <w:tcBorders/>
-            <w:tcW w:w="1623" w:type="dxa"/>
-          </w:tcPr>
-          <w:p>
-            <w:pPr>
-              <w:pBdr/>
-              <w:shd w:val="nil" w:color="000000"/>
-              <w:spacing/>
-              <w:ind/>
-              <w:rPr>
-                <w:b w:val="0"/>
-                <w:bCs w:val="0"/>
-              </w:rPr>
-            </w:pPr>
-            <w:r>
-              <w:rPr>
-                <w:b w:val="0"/>
-                <w:bCs w:val="0"/>
-              </w:rPr>
-            </w:r>
-            <w:r>
-              <w:rPr>
-                <w:b w:val="0"/>
-                <w:bCs w:val="0"/>
-              </w:rPr>
-            </w:r>
-            <w:r>
-              <w:rPr>
-                <w:b w:val="0"/>
-                <w:bCs w:val="0"/>
-              </w:rPr>
-            </w:r>
-          </w:p>
-        </w:tc>
-        <w:tc>
-          <w:tcPr>
-            <w:tcBorders/>
-            <w:tcW w:w="1623" w:type="dxa"/>
-          </w:tcPr>
-          <w:p>
-            <w:pPr>
-              <w:pBdr/>
-              <w:shd w:val="nil" w:color="000000"/>
-              <w:spacing/>
-              <w:ind/>
-              <w:rPr>
-                <w:b w:val="0"/>
-                <w:bCs w:val="0"/>
-              </w:rPr>
-            </w:pPr>
-            <w:r>
-              <w:rPr>
-                <w:b w:val="0"/>
-                <w:bCs w:val="0"/>
-              </w:rPr>
-            </w:r>
-            <w:r>
-              <w:rPr>
-                <w:b w:val="0"/>
-                <w:bCs w:val="0"/>
-              </w:rPr>
-            </w:r>
-            <w:r>
-              <w:rPr>
-                <w:b w:val="0"/>
-                <w:bCs w:val="0"/>
-              </w:rPr>
-            </w:r>
-          </w:p>
-        </w:tc>
-        <w:tc>
-          <w:tcPr>
-            <w:tcBorders/>
-            <w:tcW w:w="1623" w:type="dxa"/>
-          </w:tcPr>
-          <w:p>
-            <w:pPr>
-              <w:pBdr/>
-              <w:shd w:val="nil" w:color="000000"/>
-              <w:spacing/>
-              <w:ind/>
-              <w:rPr>
-                <w:b w:val="0"/>
-                <w:bCs w:val="0"/>
-              </w:rPr>
-            </w:pPr>
-            <w:r>
-              <w:rPr>
-                <w:b w:val="0"/>
-                <w:bCs w:val="0"/>
-              </w:rPr>
-            </w:r>
-            <w:r>
-              <w:rPr>
-                <w:b w:val="0"/>
-                <w:bCs w:val="0"/>
-              </w:rPr>
-            </w:r>
-            <w:r>
-              <w:rPr>
-                <w:b w:val="0"/>
-                <w:bCs w:val="0"/>
-              </w:rPr>
-            </w:r>
-          </w:p>
-        </w:tc>
-        <w:tc>
-          <w:tcPr>
-            <w:tcBorders/>
-            <w:tcW w:w="1623" w:type="dxa"/>
-          </w:tcPr>
-          <w:p>
-            <w:pPr>
-              <w:pBdr/>
-              <w:shd w:val="nil" w:color="000000"/>
-              <w:spacing/>
-              <w:ind/>
-              <w:rPr>
-                <w:b w:val="0"/>
-                <w:bCs w:val="0"/>
-              </w:rPr>
-            </w:pPr>
-            <w:r>
-              <w:rPr>
-                <w:b w:val="0"/>
-                <w:bCs w:val="0"/>
-              </w:rPr>
-            </w:r>
-            <w:r>
-              <w:rPr>
-                <w:b w:val="0"/>
-                <w:bCs w:val="0"/>
-              </w:rPr>
-            </w:r>
-            <w:r>
-              <w:rPr>
-                <w:b w:val="0"/>
-                <w:bCs w:val="0"/>
-              </w:rPr>
-            </w:r>
-          </w:p>
-        </w:tc>
-        <w:tc>
-          <w:tcPr>
-            <w:tcBorders/>
-            <w:tcW w:w="1623" w:type="dxa"/>
-          </w:tcPr>
-          <w:p>
-            <w:pPr>
-              <w:pBdr/>
-              <w:shd w:val="nil" w:color="000000"/>
-              <w:spacing/>
-              <w:ind/>
-              <w:rPr>
-                <w:b w:val="0"/>
-                <w:bCs w:val="0"/>
-              </w:rPr>
-            </w:pPr>
-            <w:r>
-              <w:rPr>
-                <w:b w:val="0"/>
-                <w:bCs w:val="0"/>
-              </w:rPr>
-            </w:r>
-            <w:r>
-              <w:rPr>
-                <w:b w:val="0"/>
-                <w:bCs w:val="0"/>
-              </w:rPr>
-            </w:r>
-            <w:r>
-              <w:rPr>
-                <w:b w:val="0"/>
-                <w:bCs w:val="0"/>
-              </w:rPr>
-            </w:r>
-          </w:p>
-        </w:tc>
-        <w:tc>
-          <w:tcPr>
-            <w:tcBorders/>
-            <w:tcW w:w="1623" w:type="dxa"/>
-          </w:tcPr>
-          <w:p>
-            <w:pPr>
-              <w:pBdr/>
-              <w:shd w:val="nil" w:color="000000"/>
-              <w:spacing/>
-              <w:ind/>
+              <w:jc w:val="center"/>
               <w:rPr>
                 <w:b w:val="0"/>
                 <w:bCs w:val="0"/>
@@ -3000,7 +2563,7 @@
       </w:r>
       <w:r>
         <w:rPr>
-          <w:highlight w:val="none"/>
+          <w14:ligatures w14:val="none"/>
         </w:rPr>
       </w:r>
       <w:r>
@@ -3033,6 +2596,8 @@
         <w:rPr>
           <w:b/>
           <w:bCs/>
+          <w:highlight w:val="none"/>
+          <w14:ligatures w14:val="none"/>
         </w:rPr>
       </w:r>
       <w:r>
@@ -3061,7 +2626,7 @@
       </w:r>
       <w:r>
         <w:rPr>
-          <w:highlight w:val="none"/>
+          <w14:ligatures w14:val="none"/>
         </w:rPr>
       </w:r>
       <w:r>
@@ -3094,6 +2659,8 @@
         <w:rPr>
           <w:b/>
           <w:bCs/>
+          <w:highlight w:val="none"/>
+          <w14:ligatures w14:val="none"/>
         </w:rPr>
       </w:r>
       <w:r>
@@ -3122,7 +2689,7 @@
       </w:r>
       <w:r>
         <w:rPr>
-          <w:highlight w:val="none"/>
+          <w14:ligatures w14:val="none"/>
         </w:rPr>
       </w:r>
       <w:r>
@@ -3156,6 +2723,7 @@
           <w:b/>
           <w:bCs/>
           <w:highlight w:val="none"/>
+          <w14:ligatures w14:val="none"/>
         </w:rPr>
       </w:r>
       <w:r>
@@ -3186,6 +2754,7 @@
       <w:r>
         <w:rPr>
           <w:highlight w:val="none"/>
+          <w14:ligatures w14:val="none"/>
         </w:rPr>
       </w:r>
       <w:r>

--- a/Sistema Gestión Empresarial/Tema1/Actividades/ActividadesTema1.docx
+++ b/Sistema Gestión Empresarial/Tema1/Actividades/ActividadesTema1.docx
@@ -59,6 +59,7 @@
           <w:b/>
           <w:bCs/>
           <w:highlight w:val="none"/>
+          <w14:ligatures w14:val="none"/>
         </w:rPr>
       </w:r>
       <w:r>
@@ -413,38 +414,6 @@
                 <w:bCs w:val="0"/>
               </w:rPr>
             </w:r>
-          </w:p>
-        </w:tc>
-        <w:tc>
-          <w:tcPr>
-            <w:tcBorders/>
-            <w:tcW w:w="1623" w:type="dxa"/>
-            <w:vAlign w:val="center"/>
-          </w:tcPr>
-          <w:p>
-            <w:pPr>
-              <w:pBdr/>
-              <w:shd w:val="nil" w:color="000000"/>
-              <w:spacing/>
-              <w:ind/>
-              <w:jc w:val="center"/>
-              <w:rPr>
-                <w:b w:val="0"/>
-                <w:bCs w:val="0"/>
-              </w:rPr>
-            </w:pPr>
-            <w:r>
-              <w:rPr>
-                <w:b w:val="0"/>
-                <w:bCs w:val="0"/>
-              </w:rPr>
-            </w:r>
-            <w:r>
-              <w:rPr>
-                <w:b w:val="0"/>
-                <w:bCs w:val="0"/>
-              </w:rPr>
-            </w:r>
             <w:r>
               <w:rPr>
                 <w:b w:val="0"/>
@@ -469,6 +438,7 @@
               <w:rPr>
                 <w:b w:val="0"/>
                 <w:bCs w:val="0"/>
+                <w:highlight w:val="none"/>
               </w:rPr>
             </w:pPr>
             <w:r>
@@ -476,17 +446,42 @@
                 <w:b w:val="0"/>
                 <w:bCs w:val="0"/>
               </w:rPr>
+              <w:t xml:space="preserve">180-400€</w:t>
             </w:r>
             <w:r>
               <w:rPr>
                 <w:b w:val="0"/>
                 <w:bCs w:val="0"/>
-              </w:rPr>
+                <w:highlight w:val="none"/>
+              </w:rPr>
+            </w:r>
+          </w:p>
+          <w:p>
+            <w:pPr>
+              <w:pBdr/>
+              <w:shd w:val="nil" w:color="000000"/>
+              <w:spacing/>
+              <w:ind/>
+              <w:jc w:val="center"/>
+              <w:rPr>
+                <w:b w:val="0"/>
+                <w:bCs w:val="0"/>
+                <w:highlight w:val="none"/>
+              </w:rPr>
+            </w:pPr>
+            <w:r>
+              <w:rPr>
+                <w:b w:val="0"/>
+                <w:bCs w:val="0"/>
+                <w:highlight w:val="none"/>
+              </w:rPr>
+              <w:t xml:space="preserve">Por usuario al mes</w:t>
             </w:r>
             <w:r>
               <w:rPr>
                 <w:b w:val="0"/>
                 <w:bCs w:val="0"/>
+                <w:highlight w:val="none"/>
               </w:rPr>
             </w:r>
           </w:p>
@@ -507,6 +502,7 @@
               <w:rPr>
                 <w:b w:val="0"/>
                 <w:bCs w:val="0"/>
+                <w:highlight w:val="none"/>
               </w:rPr>
             </w:pPr>
             <w:r>
@@ -514,6 +510,7 @@
                 <w:b w:val="0"/>
                 <w:bCs w:val="0"/>
               </w:rPr>
+              <w:t xml:space="preserve">69-95</w:t>
             </w:r>
             <w:r>
               <w:rPr>
@@ -525,6 +522,71 @@
               <w:rPr>
                 <w:b w:val="0"/>
                 <w:bCs w:val="0"/>
+              </w:rPr>
+              <w:t xml:space="preserve">€</w:t>
+            </w:r>
+            <w:r/>
+            <w:r>
+              <w:rPr>
+                <w:b w:val="0"/>
+                <w:bCs w:val="0"/>
+                <w:highlight w:val="none"/>
+              </w:rPr>
+            </w:r>
+          </w:p>
+          <w:p>
+            <w:pPr>
+              <w:pBdr/>
+              <w:shd w:val="nil" w:color="000000"/>
+              <w:spacing/>
+              <w:ind/>
+              <w:jc w:val="center"/>
+              <w:rPr>
+                <w:b w:val="0"/>
+                <w:bCs w:val="0"/>
+                <w:highlight w:val="none"/>
+              </w:rPr>
+            </w:pPr>
+            <w:r>
+              <w:rPr>
+                <w:b w:val="0"/>
+                <w:bCs w:val="0"/>
+                <w:highlight w:val="none"/>
+              </w:rPr>
+              <w:t xml:space="preserve">Por usuario al mes</w:t>
+            </w:r>
+            <w:r>
+              <w:rPr>
+                <w:b w:val="0"/>
+                <w:bCs w:val="0"/>
+                <w:highlight w:val="none"/>
+              </w:rPr>
+            </w:r>
+            <w:r>
+              <w:rPr>
+                <w:b w:val="0"/>
+                <w:bCs w:val="0"/>
+                <w:highlight w:val="none"/>
+              </w:rPr>
+            </w:r>
+            <w:r>
+              <w:rPr>
+                <w:b w:val="0"/>
+                <w:bCs w:val="0"/>
+              </w:rPr>
+            </w:r>
+            <w:r>
+              <w:rPr>
+                <w:b w:val="0"/>
+                <w:bCs w:val="0"/>
+              </w:rPr>
+            </w:r>
+            <w:r/>
+            <w:r>
+              <w:rPr>
+                <w:b w:val="0"/>
+                <w:bCs w:val="0"/>
+                <w:highlight w:val="none"/>
               </w:rPr>
             </w:r>
           </w:p>
@@ -552,12 +614,9 @@
                 <w:b w:val="0"/>
                 <w:bCs w:val="0"/>
               </w:rPr>
-            </w:r>
-            <w:r>
-              <w:rPr>
-                <w:b w:val="0"/>
-                <w:bCs w:val="0"/>
-              </w:rPr>
+              <w:t xml:space="preserve">Version gratis y </w:t>
+              <w:br/>
+              <w:t xml:space="preserve">20-37€ empresas</w:t>
             </w:r>
             <w:r>
               <w:rPr>
@@ -583,6 +642,7 @@
               <w:rPr>
                 <w:b w:val="0"/>
                 <w:bCs w:val="0"/>
+                <w:highlight w:val="none"/>
               </w:rPr>
             </w:pPr>
             <w:r>
@@ -590,6 +650,7 @@
                 <w:b w:val="0"/>
                 <w:bCs w:val="0"/>
               </w:rPr>
+              <w:t xml:space="preserve">175-625</w:t>
             </w:r>
             <w:r>
               <w:rPr>
@@ -601,6 +662,156 @@
               <w:rPr>
                 <w:b w:val="0"/>
                 <w:bCs w:val="0"/>
+              </w:rPr>
+              <w:t xml:space="preserve">€</w:t>
+            </w:r>
+            <w:r/>
+            <w:r>
+              <w:rPr>
+                <w:b w:val="0"/>
+                <w:bCs w:val="0"/>
+                <w:highlight w:val="none"/>
+              </w:rPr>
+            </w:r>
+          </w:p>
+          <w:p>
+            <w:pPr>
+              <w:pBdr/>
+              <w:shd w:val="nil" w:color="000000"/>
+              <w:spacing/>
+              <w:ind/>
+              <w:jc w:val="center"/>
+              <w:rPr>
+                <w:b w:val="0"/>
+                <w:bCs w:val="0"/>
+                <w:highlight w:val="none"/>
+              </w:rPr>
+            </w:pPr>
+            <w:r>
+              <w:rPr>
+                <w:b w:val="0"/>
+                <w:bCs w:val="0"/>
+                <w:highlight w:val="none"/>
+              </w:rPr>
+              <w:t xml:space="preserve">Por usuario al mes</w:t>
+            </w:r>
+            <w:r>
+              <w:rPr>
+                <w:b w:val="0"/>
+                <w:bCs w:val="0"/>
+                <w:highlight w:val="none"/>
+              </w:rPr>
+            </w:r>
+            <w:r>
+              <w:rPr>
+                <w:b w:val="0"/>
+                <w:bCs w:val="0"/>
+                <w:highlight w:val="none"/>
+              </w:rPr>
+            </w:r>
+            <w:r>
+              <w:rPr>
+                <w:b w:val="0"/>
+                <w:bCs w:val="0"/>
+              </w:rPr>
+            </w:r>
+            <w:r>
+              <w:rPr>
+                <w:b w:val="0"/>
+                <w:bCs w:val="0"/>
+              </w:rPr>
+            </w:r>
+            <w:r/>
+            <w:r>
+              <w:rPr>
+                <w:b w:val="0"/>
+                <w:bCs w:val="0"/>
+                <w:highlight w:val="none"/>
+              </w:rPr>
+            </w:r>
+          </w:p>
+        </w:tc>
+        <w:tc>
+          <w:tcPr>
+            <w:tcBorders/>
+            <w:tcW w:w="1623" w:type="dxa"/>
+            <w:vAlign w:val="center"/>
+          </w:tcPr>
+          <w:p>
+            <w:pPr>
+              <w:pBdr/>
+              <w:shd w:val="nil" w:color="000000"/>
+              <w:spacing/>
+              <w:ind/>
+              <w:jc w:val="center"/>
+              <w:rPr>
+                <w:b w:val="0"/>
+                <w:bCs w:val="0"/>
+                <w:highlight w:val="none"/>
+              </w:rPr>
+            </w:pPr>
+            <w:r>
+              <w:rPr>
+                <w:b w:val="0"/>
+                <w:bCs w:val="0"/>
+              </w:rPr>
+              <w:t xml:space="preserve">Desde 1.850</w:t>
+            </w:r>
+            <w:r>
+              <w:rPr>
+                <w:b w:val="0"/>
+                <w:bCs w:val="0"/>
+              </w:rPr>
+            </w:r>
+            <w:r>
+              <w:rPr>
+                <w:b w:val="0"/>
+                <w:bCs w:val="0"/>
+              </w:rPr>
+              <w:t xml:space="preserve">€</w:t>
+            </w:r>
+            <w:r/>
+            <w:r>
+              <w:rPr>
+                <w:b w:val="0"/>
+                <w:bCs w:val="0"/>
+                <w:highlight w:val="none"/>
+              </w:rPr>
+            </w:r>
+          </w:p>
+          <w:p>
+            <w:pPr>
+              <w:pBdr/>
+              <w:shd w:val="nil" w:color="000000"/>
+              <w:spacing/>
+              <w:ind/>
+              <w:jc w:val="center"/>
+              <w:rPr>
+                <w:b w:val="0"/>
+                <w:bCs w:val="0"/>
+                <w:highlight w:val="none"/>
+              </w:rPr>
+            </w:pPr>
+            <w:r>
+              <w:rPr>
+                <w:b w:val="0"/>
+                <w:bCs w:val="0"/>
+                <w:highlight w:val="none"/>
+              </w:rPr>
+              <w:t xml:space="preserve">Por usuario al año</w:t>
+            </w:r>
+            <w:r>
+              <w:rPr>
+                <w:b w:val="0"/>
+                <w:bCs w:val="0"/>
+              </w:rPr>
+            </w:r>
+            <w:r/>
+            <w:r>
+              <w:rPr>
+                <w:b w:val="0"/>
+                <w:bCs w:val="0"/>
+                <w:highlight w:val="none"/>
               </w:rPr>
             </w:r>
           </w:p>
@@ -641,38 +852,6 @@
                 <w:bCs w:val="0"/>
               </w:rPr>
             </w:r>
-          </w:p>
-        </w:tc>
-        <w:tc>
-          <w:tcPr>
-            <w:tcBorders/>
-            <w:tcW w:w="1623" w:type="dxa"/>
-            <w:vAlign w:val="center"/>
-          </w:tcPr>
-          <w:p>
-            <w:pPr>
-              <w:pBdr/>
-              <w:shd w:val="nil" w:color="000000"/>
-              <w:spacing/>
-              <w:ind/>
-              <w:jc w:val="center"/>
-              <w:rPr>
-                <w:b w:val="0"/>
-                <w:bCs w:val="0"/>
-              </w:rPr>
-            </w:pPr>
-            <w:r>
-              <w:rPr>
-                <w:b w:val="0"/>
-                <w:bCs w:val="0"/>
-              </w:rPr>
-            </w:r>
-            <w:r>
-              <w:rPr>
-                <w:b w:val="0"/>
-                <w:bCs w:val="0"/>
-              </w:rPr>
-            </w:r>
             <w:r>
               <w:rPr>
                 <w:b w:val="0"/>
@@ -704,6 +883,7 @@
                 <w:b w:val="0"/>
                 <w:bCs w:val="0"/>
               </w:rPr>
+              <w:t xml:space="preserve">público y privado</w:t>
             </w:r>
             <w:r>
               <w:rPr>
@@ -742,6 +922,7 @@
                 <w:b w:val="0"/>
                 <w:bCs w:val="0"/>
               </w:rPr>
+              <w:t xml:space="preserve">100% cloud</w:t>
             </w:r>
             <w:r>
               <w:rPr>
@@ -780,6 +961,7 @@
                 <w:b w:val="0"/>
                 <w:bCs w:val="0"/>
               </w:rPr>
+              <w:t xml:space="preserve">SaaS en OCI</w:t>
             </w:r>
             <w:r>
               <w:rPr>
@@ -817,13 +999,84 @@
               <w:rPr>
                 <w:b w:val="0"/>
                 <w:bCs w:val="0"/>
-              </w:rPr>
+                <w:highlight w:val="none"/>
+              </w:rPr>
+              <w:t xml:space="preserve">Servicio nube y</w:t>
             </w:r>
             <w:r>
               <w:rPr>
                 <w:b w:val="0"/>
                 <w:bCs w:val="0"/>
-              </w:rPr>
+                <w:highlight w:val="none"/>
+              </w:rPr>
+            </w:r>
+            <w:r>
+              <w:rPr>
+                <w:b w:val="0"/>
+                <w:bCs w:val="0"/>
+                <w:highlight w:val="none"/>
+              </w:rPr>
+            </w:r>
+          </w:p>
+          <w:p>
+            <w:pPr>
+              <w:pBdr/>
+              <w:shd w:val="nil" w:color="000000"/>
+              <w:spacing/>
+              <w:ind/>
+              <w:jc w:val="center"/>
+              <w:rPr>
+                <w:b w:val="0"/>
+                <w:bCs w:val="0"/>
+                <w:highlight w:val="none"/>
+              </w:rPr>
+            </w:pPr>
+            <w:r>
+              <w:rPr>
+                <w:b w:val="0"/>
+                <w:bCs w:val="0"/>
+              </w:rPr>
+              <w:t xml:space="preserve">autoalojable</w:t>
+            </w:r>
+            <w:r>
+              <w:rPr>
+                <w:b w:val="0"/>
+                <w:bCs w:val="0"/>
+              </w:rPr>
+            </w:r>
+            <w:r>
+              <w:rPr>
+                <w:b w:val="0"/>
+                <w:bCs w:val="0"/>
+              </w:rPr>
+            </w:r>
+          </w:p>
+        </w:tc>
+        <w:tc>
+          <w:tcPr>
+            <w:tcBorders/>
+            <w:tcW w:w="1623" w:type="dxa"/>
+            <w:vAlign w:val="center"/>
+          </w:tcPr>
+          <w:p>
+            <w:pPr>
+              <w:pBdr/>
+              <w:shd w:val="nil" w:color="000000"/>
+              <w:spacing/>
+              <w:ind/>
+              <w:jc w:val="center"/>
+              <w:rPr>
+                <w:b w:val="0"/>
+                <w:bCs w:val="0"/>
+              </w:rPr>
+            </w:pPr>
+            <w:r>
+              <w:rPr>
+                <w:b w:val="0"/>
+                <w:bCs w:val="0"/>
+              </w:rPr>
+              <w:t xml:space="preserve">Servicio en la nube
+</w:t>
             </w:r>
             <w:r>
               <w:rPr>
@@ -876,38 +1129,6 @@
                 <w:bCs w:val="0"/>
               </w:rPr>
             </w:r>
-          </w:p>
-        </w:tc>
-        <w:tc>
-          <w:tcPr>
-            <w:tcBorders/>
-            <w:tcW w:w="1623" w:type="dxa"/>
-            <w:vAlign w:val="center"/>
-          </w:tcPr>
-          <w:p>
-            <w:pPr>
-              <w:pBdr/>
-              <w:shd w:val="nil" w:color="000000"/>
-              <w:spacing/>
-              <w:ind/>
-              <w:jc w:val="center"/>
-              <w:rPr>
-                <w:b w:val="0"/>
-                <w:bCs w:val="0"/>
-              </w:rPr>
-            </w:pPr>
-            <w:r>
-              <w:rPr>
-                <w:b w:val="0"/>
-                <w:bCs w:val="0"/>
-              </w:rPr>
-            </w:r>
-            <w:r>
-              <w:rPr>
-                <w:b w:val="0"/>
-                <w:bCs w:val="0"/>
-              </w:rPr>
-            </w:r>
             <w:r>
               <w:rPr>
                 <w:b w:val="0"/>
@@ -939,6 +1160,7 @@
                 <w:b w:val="0"/>
                 <w:bCs w:val="0"/>
               </w:rPr>
+              <w:t xml:space="preserve">24/7 vía partners</w:t>
             </w:r>
             <w:r>
               <w:rPr>
@@ -977,6 +1199,7 @@
                 <w:b w:val="0"/>
                 <w:bCs w:val="0"/>
               </w:rPr>
+              <w:t xml:space="preserve">24/7 de Microsoft</w:t>
             </w:r>
             <w:r>
               <w:rPr>
@@ -1015,6 +1238,7 @@
                 <w:b w:val="0"/>
                 <w:bCs w:val="0"/>
               </w:rPr>
+              <w:t xml:space="preserve">24/7 de Oracle</w:t>
             </w:r>
             <w:r>
               <w:rPr>
@@ -1053,6 +1277,46 @@
                 <w:b w:val="0"/>
                 <w:bCs w:val="0"/>
               </w:rPr>
+              <w:t xml:space="preserve">Comunidad y partners</w:t>
+            </w:r>
+            <w:r>
+              <w:rPr>
+                <w:b w:val="0"/>
+                <w:bCs w:val="0"/>
+              </w:rPr>
+            </w:r>
+            <w:r>
+              <w:rPr>
+                <w:b w:val="0"/>
+                <w:bCs w:val="0"/>
+              </w:rPr>
+            </w:r>
+          </w:p>
+        </w:tc>
+        <w:tc>
+          <w:tcPr>
+            <w:tcBorders/>
+            <w:tcW w:w="1623" w:type="dxa"/>
+            <w:vAlign w:val="center"/>
+          </w:tcPr>
+          <w:p>
+            <w:pPr>
+              <w:pBdr/>
+              <w:shd w:val="nil" w:color="000000"/>
+              <w:spacing/>
+              <w:ind/>
+              <w:jc w:val="center"/>
+              <w:rPr>
+                <w:b w:val="0"/>
+                <w:bCs w:val="0"/>
+              </w:rPr>
+            </w:pPr>
+            <w:r>
+              <w:rPr>
+                <w:b w:val="0"/>
+                <w:bCs w:val="0"/>
+              </w:rPr>
+              <w:t xml:space="preserve">Partner local</w:t>
             </w:r>
             <w:r>
               <w:rPr>
@@ -1096,7 +1360,7 @@
                 <w:b w:val="0"/>
                 <w:bCs w:val="0"/>
               </w:rPr>
-              <w:t xml:space="preserve">Modularidad / escalabilidad</w:t>
+              <w:t xml:space="preserve">Modularidad / tipo de empresa</w:t>
             </w:r>
             <w:r>
               <w:rPr>
@@ -1129,6 +1393,7 @@
                 <w:b w:val="0"/>
                 <w:bCs w:val="0"/>
               </w:rPr>
+              <w:t xml:space="preserve">Muy modular, gran empresa</w:t>
             </w:r>
             <w:r>
               <w:rPr>
@@ -1167,12 +1432,7 @@
                 <w:b w:val="0"/>
                 <w:bCs w:val="0"/>
               </w:rPr>
-            </w:r>
-            <w:r>
-              <w:rPr>
-                <w:b w:val="0"/>
-                <w:bCs w:val="0"/>
-              </w:rPr>
+              <w:t xml:space="preserve">Por apps, pymes</w:t>
             </w:r>
             <w:r>
               <w:rPr>
@@ -1205,6 +1465,7 @@
                 <w:b w:val="0"/>
                 <w:bCs w:val="0"/>
               </w:rPr>
+              <w:t xml:space="preserve">Suite completa, gran empresa</w:t>
             </w:r>
             <w:r>
               <w:rPr>
@@ -1243,6 +1504,7 @@
                 <w:b w:val="0"/>
                 <w:bCs w:val="0"/>
               </w:rPr>
+              <w:t xml:space="preserve">Modulos de pago y gratuitos, muy flexible</w:t>
             </w:r>
             <w:r>
               <w:rPr>
@@ -1281,12 +1543,7 @@
                 <w:b w:val="0"/>
                 <w:bCs w:val="0"/>
               </w:rPr>
-            </w:r>
-            <w:r>
-              <w:rPr>
-                <w:b w:val="0"/>
-                <w:bCs w:val="0"/>
-              </w:rPr>
+              <w:t xml:space="preserve">Por productos, pymes</w:t>
             </w:r>
             <w:r>
               <w:rPr>
@@ -1298,6 +1555,43 @@
         </w:tc>
       </w:tr>
     </w:tbl>
+    <w:p>
+      <w:pPr>
+        <w:pBdr/>
+        <w:shd w:val="nil" w:color="000000"/>
+        <w:spacing/>
+        <w:ind/>
+        <w:rPr>
+          <w:b/>
+          <w:bCs/>
+          <w:highlight w:val="none"/>
+          <w14:ligatures w14:val="none"/>
+        </w:rPr>
+      </w:pPr>
+      <w:r>
+        <w:rPr>
+          <w:b/>
+          <w:bCs/>
+          <w:highlight w:val="none"/>
+        </w:rPr>
+      </w:r>
+      <w:r>
+        <w:rPr>
+          <w:b/>
+          <w:bCs/>
+          <w:highlight w:val="none"/>
+          <w14:ligatures w14:val="none"/>
+        </w:rPr>
+      </w:r>
+      <w:r>
+        <w:rPr>
+          <w:b/>
+          <w:bCs/>
+          <w:highlight w:val="none"/>
+          <w14:ligatures w14:val="none"/>
+        </w:rPr>
+      </w:r>
+    </w:p>
     <w:p>
       <w:pPr>
         <w:pBdr/>
@@ -1338,12 +1632,14 @@
     <w:tbl>
       <w:tblPr>
         <w:tblStyle w:val="701"/>
+        <w:tblInd w:w="-233" w:type="dxa"/>
         <w:tblW w:w="0" w:type="auto"/>
         <w:tblBorders/>
+        <w:tblLayout w:type="fixed"/>
         <w:tblLook w:val="04A0" w:firstRow="1" w:lastRow="0" w:firstColumn="1" w:lastColumn="0" w:noHBand="0" w:noVBand="1"/>
       </w:tblPr>
       <w:tblGrid>
-        <w:gridCol w:w="1623"/>
+        <w:gridCol w:w="1856"/>
         <w:gridCol w:w="1623"/>
         <w:gridCol w:w="1623"/>
         <w:gridCol w:w="1623"/>
@@ -1355,7 +1651,7 @@
         <w:tc>
           <w:tcPr>
             <w:tcBorders/>
-            <w:tcW w:w="1623" w:type="dxa"/>
+            <w:tcW w:w="1856" w:type="dxa"/>
             <w:vAlign w:val="center"/>
           </w:tcPr>
           <w:p>
@@ -1608,7 +1904,7 @@
         <w:tc>
           <w:tcPr>
             <w:tcBorders/>
-            <w:tcW w:w="1623" w:type="dxa"/>
+            <w:tcW w:w="1856" w:type="dxa"/>
             <w:vAlign w:val="center"/>
           </w:tcPr>
           <w:p>
@@ -1661,6 +1957,7 @@
               <w:rPr>
                 <w:b w:val="0"/>
                 <w:bCs w:val="0"/>
+                <w:highlight w:val="none"/>
               </w:rPr>
             </w:pPr>
             <w:r>
@@ -1668,6 +1965,7 @@
                 <w:b w:val="0"/>
                 <w:bCs w:val="0"/>
               </w:rPr>
+              <w:t xml:space="preserve">25-550</w:t>
             </w:r>
             <w:r>
               <w:rPr>
@@ -1679,6 +1977,71 @@
               <w:rPr>
                 <w:b w:val="0"/>
                 <w:bCs w:val="0"/>
+              </w:rPr>
+              <w:t xml:space="preserve">€</w:t>
+            </w:r>
+            <w:r/>
+            <w:r>
+              <w:rPr>
+                <w:b w:val="0"/>
+                <w:bCs w:val="0"/>
+                <w:highlight w:val="none"/>
+              </w:rPr>
+            </w:r>
+          </w:p>
+          <w:p>
+            <w:pPr>
+              <w:pBdr/>
+              <w:shd w:val="nil" w:color="000000"/>
+              <w:spacing/>
+              <w:ind/>
+              <w:jc w:val="center"/>
+              <w:rPr>
+                <w:b w:val="0"/>
+                <w:bCs w:val="0"/>
+                <w:highlight w:val="none"/>
+              </w:rPr>
+            </w:pPr>
+            <w:r>
+              <w:rPr>
+                <w:b w:val="0"/>
+                <w:bCs w:val="0"/>
+                <w:highlight w:val="none"/>
+              </w:rPr>
+              <w:t xml:space="preserve">Por usuario al mes</w:t>
+            </w:r>
+            <w:r>
+              <w:rPr>
+                <w:b w:val="0"/>
+                <w:bCs w:val="0"/>
+                <w:highlight w:val="none"/>
+              </w:rPr>
+            </w:r>
+            <w:r>
+              <w:rPr>
+                <w:b w:val="0"/>
+                <w:bCs w:val="0"/>
+                <w:highlight w:val="none"/>
+              </w:rPr>
+            </w:r>
+            <w:r>
+              <w:rPr>
+                <w:b w:val="0"/>
+                <w:bCs w:val="0"/>
+              </w:rPr>
+            </w:r>
+            <w:r>
+              <w:rPr>
+                <w:b w:val="0"/>
+                <w:bCs w:val="0"/>
+              </w:rPr>
+            </w:r>
+            <w:r/>
+            <w:r>
+              <w:rPr>
+                <w:b w:val="0"/>
+                <w:bCs w:val="0"/>
+                <w:highlight w:val="none"/>
               </w:rPr>
             </w:r>
           </w:p>
@@ -1706,6 +2069,9 @@
                 <w:b w:val="0"/>
                 <w:bCs w:val="0"/>
               </w:rPr>
+              <w:t xml:space="preserve">Gratis hasta 3 usuarios</w:t>
+              <w:br/>
+              <w:t xml:space="preserve">15-150€</w:t>
             </w:r>
             <w:r>
               <w:rPr>
@@ -1744,6 +2110,9 @@
                 <w:b w:val="0"/>
                 <w:bCs w:val="0"/>
               </w:rPr>
+              <w:t xml:space="preserve">Gratis hasta 3 usuarios</w:t>
+              <w:br/>
+              <w:t xml:space="preserve">14-52€</w:t>
             </w:r>
             <w:r>
               <w:rPr>
@@ -1775,6 +2144,7 @@
               <w:rPr>
                 <w:b w:val="0"/>
                 <w:bCs w:val="0"/>
+                <w:highlight w:val="none"/>
               </w:rPr>
             </w:pPr>
             <w:r>
@@ -1782,6 +2152,7 @@
                 <w:b w:val="0"/>
                 <w:bCs w:val="0"/>
               </w:rPr>
+              <w:t xml:space="preserve">14-79</w:t>
             </w:r>
             <w:r>
               <w:rPr>
@@ -1793,6 +2164,71 @@
               <w:rPr>
                 <w:b w:val="0"/>
                 <w:bCs w:val="0"/>
+              </w:rPr>
+              <w:t xml:space="preserve">€</w:t>
+            </w:r>
+            <w:r/>
+            <w:r>
+              <w:rPr>
+                <w:b w:val="0"/>
+                <w:bCs w:val="0"/>
+                <w:highlight w:val="none"/>
+              </w:rPr>
+            </w:r>
+          </w:p>
+          <w:p>
+            <w:pPr>
+              <w:pBdr/>
+              <w:shd w:val="nil" w:color="000000"/>
+              <w:spacing/>
+              <w:ind/>
+              <w:jc w:val="center"/>
+              <w:rPr>
+                <w:b w:val="0"/>
+                <w:bCs w:val="0"/>
+                <w:highlight w:val="none"/>
+              </w:rPr>
+            </w:pPr>
+            <w:r>
+              <w:rPr>
+                <w:b w:val="0"/>
+                <w:bCs w:val="0"/>
+                <w:highlight w:val="none"/>
+              </w:rPr>
+              <w:t xml:space="preserve">Por usuario al mes</w:t>
+            </w:r>
+            <w:r>
+              <w:rPr>
+                <w:b w:val="0"/>
+                <w:bCs w:val="0"/>
+                <w:highlight w:val="none"/>
+              </w:rPr>
+            </w:r>
+            <w:r>
+              <w:rPr>
+                <w:b w:val="0"/>
+                <w:bCs w:val="0"/>
+                <w:highlight w:val="none"/>
+              </w:rPr>
+            </w:r>
+            <w:r>
+              <w:rPr>
+                <w:b w:val="0"/>
+                <w:bCs w:val="0"/>
+              </w:rPr>
+            </w:r>
+            <w:r>
+              <w:rPr>
+                <w:b w:val="0"/>
+                <w:bCs w:val="0"/>
+              </w:rPr>
+            </w:r>
+            <w:r/>
+            <w:r>
+              <w:rPr>
+                <w:b w:val="0"/>
+                <w:bCs w:val="0"/>
+                <w:highlight w:val="none"/>
               </w:rPr>
             </w:r>
           </w:p>
@@ -1813,6 +2249,7 @@
               <w:rPr>
                 <w:b w:val="0"/>
                 <w:bCs w:val="0"/>
+                <w:highlight w:val="none"/>
               </w:rPr>
             </w:pPr>
             <w:r>
@@ -1820,6 +2257,7 @@
                 <w:b w:val="0"/>
                 <w:bCs w:val="0"/>
               </w:rPr>
+              <w:t xml:space="preserve">20-115</w:t>
             </w:r>
             <w:r>
               <w:rPr>
@@ -1831,6 +2269,71 @@
               <w:rPr>
                 <w:b w:val="0"/>
                 <w:bCs w:val="0"/>
+              </w:rPr>
+              <w:t xml:space="preserve">€</w:t>
+            </w:r>
+            <w:r/>
+            <w:r>
+              <w:rPr>
+                <w:b w:val="0"/>
+                <w:bCs w:val="0"/>
+                <w:highlight w:val="none"/>
+              </w:rPr>
+            </w:r>
+          </w:p>
+          <w:p>
+            <w:pPr>
+              <w:pBdr/>
+              <w:shd w:val="nil" w:color="000000"/>
+              <w:spacing/>
+              <w:ind/>
+              <w:jc w:val="center"/>
+              <w:rPr>
+                <w:b w:val="0"/>
+                <w:bCs w:val="0"/>
+                <w:highlight w:val="none"/>
+              </w:rPr>
+            </w:pPr>
+            <w:r>
+              <w:rPr>
+                <w:b w:val="0"/>
+                <w:bCs w:val="0"/>
+                <w:highlight w:val="none"/>
+              </w:rPr>
+              <w:t xml:space="preserve">Por usuario al mes</w:t>
+            </w:r>
+            <w:r>
+              <w:rPr>
+                <w:b w:val="0"/>
+                <w:bCs w:val="0"/>
+                <w:highlight w:val="none"/>
+              </w:rPr>
+            </w:r>
+            <w:r>
+              <w:rPr>
+                <w:b w:val="0"/>
+                <w:bCs w:val="0"/>
+                <w:highlight w:val="none"/>
+              </w:rPr>
+            </w:r>
+            <w:r>
+              <w:rPr>
+                <w:b w:val="0"/>
+                <w:bCs w:val="0"/>
+              </w:rPr>
+            </w:r>
+            <w:r>
+              <w:rPr>
+                <w:b w:val="0"/>
+                <w:bCs w:val="0"/>
+              </w:rPr>
+            </w:r>
+            <w:r/>
+            <w:r>
+              <w:rPr>
+                <w:b w:val="0"/>
+                <w:bCs w:val="0"/>
+                <w:highlight w:val="none"/>
               </w:rPr>
             </w:r>
           </w:p>
@@ -1843,7 +2346,7 @@
         <w:tc>
           <w:tcPr>
             <w:tcBorders/>
-            <w:tcW w:w="1623" w:type="dxa"/>
+            <w:tcW w:w="1856" w:type="dxa"/>
             <w:vAlign w:val="center"/>
           </w:tcPr>
           <w:p>
@@ -1902,6 +2405,7 @@
                 <w:b w:val="0"/>
                 <w:bCs w:val="0"/>
               </w:rPr>
+              <w:t xml:space="preserve">100% cloud</w:t>
             </w:r>
             <w:r>
               <w:rPr>
@@ -1940,6 +2444,7 @@
                 <w:b w:val="0"/>
                 <w:bCs w:val="0"/>
               </w:rPr>
+              <w:t xml:space="preserve">100% cloud</w:t>
             </w:r>
             <w:r>
               <w:rPr>
@@ -1978,12 +2483,7 @@
                 <w:b w:val="0"/>
                 <w:bCs w:val="0"/>
               </w:rPr>
-            </w:r>
-            <w:r>
-              <w:rPr>
-                <w:b w:val="0"/>
-                <w:bCs w:val="0"/>
-              </w:rPr>
+              <w:t xml:space="preserve">Cloud y selfhosting</w:t>
             </w:r>
             <w:r>
               <w:rPr>
@@ -2016,6 +2516,7 @@
                 <w:b w:val="0"/>
                 <w:bCs w:val="0"/>
               </w:rPr>
+              <w:t xml:space="preserve">100% cloud</w:t>
             </w:r>
             <w:r>
               <w:rPr>
@@ -2054,6 +2555,7 @@
                 <w:b w:val="0"/>
                 <w:bCs w:val="0"/>
               </w:rPr>
+              <w:t xml:space="preserve">100% cloud</w:t>
             </w:r>
             <w:r>
               <w:rPr>
@@ -2077,7 +2579,7 @@
         <w:tc>
           <w:tcPr>
             <w:tcBorders/>
-            <w:tcW w:w="1623" w:type="dxa"/>
+            <w:tcW w:w="1856" w:type="dxa"/>
             <w:vAlign w:val="center"/>
           </w:tcPr>
           <w:p>
@@ -2143,6 +2645,7 @@
                 <w:b w:val="0"/>
                 <w:bCs w:val="0"/>
               </w:rPr>
+              <w:t xml:space="preserve">24/7 (Premier desde Pro)</w:t>
             </w:r>
             <w:r>
               <w:rPr>
@@ -2181,6 +2684,7 @@
                 <w:b w:val="0"/>
                 <w:bCs w:val="0"/>
               </w:rPr>
+              <w:t xml:space="preserve">Email y chat</w:t>
             </w:r>
             <w:r>
               <w:rPr>
@@ -2219,6 +2723,7 @@
                 <w:b w:val="0"/>
                 <w:bCs w:val="0"/>
               </w:rPr>
+              <w:t xml:space="preserve">Multilingüe, premier</w:t>
             </w:r>
             <w:r>
               <w:rPr>
@@ -2257,6 +2762,7 @@
                 <w:b w:val="0"/>
                 <w:bCs w:val="0"/>
               </w:rPr>
+              <w:t xml:space="preserve">Email y chat</w:t>
             </w:r>
             <w:r>
               <w:rPr>
@@ -2295,6 +2801,7 @@
                 <w:b w:val="0"/>
                 <w:bCs w:val="0"/>
               </w:rPr>
+              <w:t xml:space="preserve">24/7 de Microsoft</w:t>
             </w:r>
             <w:r>
               <w:rPr>
@@ -2318,7 +2825,7 @@
         <w:tc>
           <w:tcPr>
             <w:tcBorders/>
-            <w:tcW w:w="1623" w:type="dxa"/>
+            <w:tcW w:w="1856" w:type="dxa"/>
             <w:vAlign w:val="center"/>
           </w:tcPr>
           <w:p>
@@ -2377,6 +2884,7 @@
                 <w:b w:val="0"/>
                 <w:bCs w:val="0"/>
               </w:rPr>
+              <w:t xml:space="preserve">Máxima, con IA</w:t>
             </w:r>
             <w:r>
               <w:rPr>
@@ -2415,6 +2923,7 @@
                 <w:b w:val="0"/>
                 <w:bCs w:val="0"/>
               </w:rPr>
+              <w:t xml:space="preserve">Muy modular por Hubs</w:t>
             </w:r>
             <w:r>
               <w:rPr>
@@ -2453,6 +2962,7 @@
                 <w:b w:val="0"/>
                 <w:bCs w:val="0"/>
               </w:rPr>
+              <w:t xml:space="preserve">Buena relación calidad/precio</w:t>
             </w:r>
             <w:r>
               <w:rPr>
@@ -2491,6 +3001,7 @@
                 <w:b w:val="0"/>
                 <w:bCs w:val="0"/>
               </w:rPr>
+              <w:t xml:space="preserve">Enfocado en ventas</w:t>
             </w:r>
             <w:r>
               <w:rPr>
@@ -2529,6 +3040,7 @@
                 <w:b w:val="0"/>
                 <w:bCs w:val="0"/>
               </w:rPr>
+              <w:t xml:space="preserve">Unifica CRM y ERP</w:t>
             </w:r>
             <w:r>
               <w:rPr>
@@ -2568,6 +3080,43 @@
       </w:r>
       <w:r>
         <w:rPr>
+          <w14:ligatures w14:val="none"/>
+        </w:rPr>
+      </w:r>
+    </w:p>
+    <w:p>
+      <w:pPr>
+        <w:pBdr/>
+        <w:shd w:val="nil" w:color="000000"/>
+        <w:spacing/>
+        <w:ind/>
+        <w:rPr>
+          <w:b/>
+          <w:bCs/>
+          <w:highlight w:val="none"/>
+          <w14:ligatures w14:val="none"/>
+        </w:rPr>
+      </w:pPr>
+      <w:r>
+        <w:rPr>
+          <w:b/>
+          <w:bCs/>
+          <w:highlight w:val="none"/>
+        </w:rPr>
+      </w:r>
+      <w:r>
+        <w:rPr>
+          <w:b/>
+          <w:bCs/>
+          <w:highlight w:val="none"/>
+          <w14:ligatures w14:val="none"/>
+        </w:rPr>
+      </w:r>
+      <w:r>
+        <w:rPr>
+          <w:b/>
+          <w:bCs/>
+          <w:highlight w:val="none"/>
           <w14:ligatures w14:val="none"/>
         </w:rPr>
       </w:r>
@@ -2638,6 +3187,986 @@
     <w:p>
       <w:pPr>
         <w:pBdr/>
+        <w:shd w:val="nil" w:color="000000"/>
+        <w:spacing/>
+        <w:ind/>
+        <w:rPr>
+          <w14:ligatures w14:val="none"/>
+        </w:rPr>
+      </w:pPr>
+      <w:r>
+        <w:rPr>
+          <w14:ligatures w14:val="none"/>
+        </w:rPr>
+        <w:t xml:space="preserve">El Business Intelligence (BI) es el conjunto de herramientas y procesos que permiten convertir información dispersa (ERP, CRM, hojas de cálculo, bases de datos) en conocimiento accionable para la toma de decisiones. Una plataforma BI debe cubri</w:t>
+      </w:r>
+      <w:r>
+        <w:rPr>
+          <w14:ligatures w14:val="none"/>
+        </w:rPr>
+        <w:t xml:space="preserve">r cuatro funciones: la ingesta de datos desde distintas fuentes, la construcción de un modelo de datos con las métricas del negocio, la visualización interactiva en cuadros de mando (dashboards) y la distribución segura de ese contenido entre los usuarios.</w:t>
+      </w:r>
+      <w:r>
+        <w:rPr>
+          <w14:ligatures w14:val="none"/>
+        </w:rPr>
+      </w:r>
+    </w:p>
+    <w:p>
+      <w:pPr>
+        <w:pBdr/>
+        <w:shd w:val="nil" w:color="000000"/>
+        <w:spacing/>
+        <w:ind/>
+        <w:rPr>
+          <w14:ligatures w14:val="none"/>
+        </w:rPr>
+      </w:pPr>
+      <w:r>
+        <w:rPr>
+          <w14:ligatures w14:val="none"/>
+        </w:rPr>
+        <w:t xml:space="preserve">Para la comparativa se han seleccionado las tres herramientas líderes del mercado: Microsoft Power BI, Tableau (perteneciente a Salesforce) y Qlik Sense. Las tres están disponibles en la nube y funcionan en Windows, Linux y macOS, por </w:t>
+      </w:r>
+      <w:r>
+        <w:rPr>
+          <w14:ligatures w14:val="none"/>
+        </w:rPr>
+        <w:t xml:space="preserve">lo que la comparativa se centra en el modelo de licencia, el motor de datos y el tipo de organización para el que resultan más adecuadas. Los precios son de lista sin impuestos y pueden variar según el país, el número de usuarios y los módulos contratados.</w:t>
+      </w:r>
+      <w:r>
+        <w:rPr>
+          <w14:ligatures w14:val="none"/>
+        </w:rPr>
+      </w:r>
+    </w:p>
+    <w:tbl>
+      <w:tblPr>
+        <w:tblStyle w:val="701"/>
+        <w:tblInd w:w="-233" w:type="dxa"/>
+        <w:tblW w:w="0" w:type="auto"/>
+        <w:tblBorders/>
+        <w:tblLayout w:type="fixed"/>
+        <w:tblLook w:val="04A0" w:firstRow="1" w:lastRow="0" w:firstColumn="1" w:lastColumn="0" w:noHBand="0" w:noVBand="1"/>
+      </w:tblPr>
+      <w:tblGrid>
+        <w:gridCol w:w="1856"/>
+        <w:gridCol w:w="2705"/>
+        <w:gridCol w:w="2705"/>
+        <w:gridCol w:w="2705"/>
+      </w:tblGrid>
+      <w:tr>
+        <w:trPr>
+          <w:trHeight w:val="933"/>
+        </w:trPr>
+        <w:tc>
+          <w:tcPr>
+            <w:tcBorders/>
+            <w:tcW w:w="1856" w:type="dxa"/>
+            <w:vAlign w:val="center"/>
+          </w:tcPr>
+          <w:p>
+            <w:pPr>
+              <w:pBdr/>
+              <w:shd w:val="nil" w:color="000000"/>
+              <w:spacing/>
+              <w:ind/>
+              <w:jc w:val="left"/>
+              <w:rPr>
+                <w:b w:val="0"/>
+                <w:bCs w:val="0"/>
+              </w:rPr>
+            </w:pPr>
+            <w:r>
+              <w:rPr>
+                <w14:ligatures w14:val="none"/>
+              </w:rPr>
+              <w:t xml:space="preserve">Criterio</w:t>
+            </w:r>
+            <w:r>
+              <w:rPr>
+                <w:b w:val="0"/>
+                <w:bCs w:val="0"/>
+              </w:rPr>
+            </w:r>
+          </w:p>
+        </w:tc>
+        <w:tc>
+          <w:tcPr>
+            <w:tcBorders/>
+            <w:tcW w:w="2705" w:type="dxa"/>
+            <w:vAlign w:val="center"/>
+          </w:tcPr>
+          <w:p>
+            <w:pPr>
+              <w:pBdr/>
+              <w:shd w:val="nil" w:color="000000"/>
+              <w:spacing/>
+              <w:ind/>
+              <w:jc w:val="left"/>
+              <w:rPr>
+                <w:b/>
+                <w:bCs/>
+              </w:rPr>
+            </w:pPr>
+            <w:r>
+              <w:rPr>
+                <w:b/>
+                <w:bCs/>
+              </w:rPr>
+              <w:t xml:space="preserve">Power BI</w:t>
+            </w:r>
+            <w:r>
+              <w:rPr>
+                <w:b/>
+                <w:bCs/>
+              </w:rPr>
+            </w:r>
+          </w:p>
+        </w:tc>
+        <w:tc>
+          <w:tcPr>
+            <w:tcBorders/>
+            <w:tcW w:w="2705" w:type="dxa"/>
+            <w:vAlign w:val="center"/>
+          </w:tcPr>
+          <w:p>
+            <w:pPr>
+              <w:pBdr/>
+              <w:shd w:val="nil" w:color="000000"/>
+              <w:spacing/>
+              <w:ind/>
+              <w:jc w:val="left"/>
+              <w:rPr>
+                <w:b/>
+                <w:bCs/>
+              </w:rPr>
+            </w:pPr>
+            <w:r>
+              <w:rPr>
+                <w:b/>
+                <w:bCs/>
+              </w:rPr>
+              <w:t xml:space="preserve">Tableau</w:t>
+            </w:r>
+            <w:r>
+              <w:rPr>
+                <w:b/>
+                <w:bCs/>
+              </w:rPr>
+            </w:r>
+          </w:p>
+        </w:tc>
+        <w:tc>
+          <w:tcPr>
+            <w:tcBorders/>
+            <w:tcW w:w="2705" w:type="dxa"/>
+            <w:vAlign w:val="center"/>
+          </w:tcPr>
+          <w:p>
+            <w:pPr>
+              <w:pBdr/>
+              <w:shd w:val="nil" w:color="000000"/>
+              <w:spacing/>
+              <w:ind/>
+              <w:jc w:val="left"/>
+              <w:rPr>
+                <w:b/>
+                <w:bCs/>
+              </w:rPr>
+            </w:pPr>
+            <w:r>
+              <w:rPr>
+                <w:b/>
+                <w:bCs/>
+              </w:rPr>
+              <w:t xml:space="preserve">Qlik Sense</w:t>
+            </w:r>
+            <w:r>
+              <w:rPr>
+                <w:b/>
+                <w:bCs/>
+              </w:rPr>
+            </w:r>
+          </w:p>
+        </w:tc>
+      </w:tr>
+      <w:tr>
+        <w:trPr>
+          <w:trHeight w:val="933"/>
+        </w:trPr>
+        <w:tc>
+          <w:tcPr>
+            <w:tcBorders/>
+            <w:tcW w:w="1856" w:type="dxa"/>
+            <w:vAlign w:val="center"/>
+          </w:tcPr>
+          <w:p>
+            <w:pPr>
+              <w:pBdr/>
+              <w:shd w:val="nil" w:color="000000"/>
+              <w:spacing/>
+              <w:ind/>
+              <w:jc w:val="left"/>
+              <w:rPr>
+                <w:b w:val="0"/>
+                <w:bCs w:val="0"/>
+              </w:rPr>
+            </w:pPr>
+            <w:r>
+              <w:rPr>
+                <w14:ligatures w14:val="none"/>
+              </w:rPr>
+              <w:t xml:space="preserve">Precio</w:t>
+            </w:r>
+            <w:r>
+              <w:rPr>
+                <w:b w:val="0"/>
+                <w:bCs w:val="0"/>
+              </w:rPr>
+            </w:r>
+          </w:p>
+        </w:tc>
+        <w:tc>
+          <w:tcPr>
+            <w:tcBorders/>
+            <w:tcW w:w="2705" w:type="dxa"/>
+            <w:vAlign w:val="center"/>
+          </w:tcPr>
+          <w:p>
+            <w:pPr>
+              <w:pBdr/>
+              <w:shd w:val="nil" w:color="000000"/>
+              <w:spacing/>
+              <w:ind/>
+              <w:jc w:val="left"/>
+              <w:rPr>
+                <w:b w:val="0"/>
+                <w:bCs w:val="0"/>
+              </w:rPr>
+            </w:pPr>
+            <w:r>
+              <w:rPr>
+                <w14:ligatures w14:val="none"/>
+              </w:rPr>
+              <w:t xml:space="preserve">Desktop gratis</w:t>
+              <w:br/>
+              <w:t xml:space="preserve">Pro 14€ </w:t>
+            </w:r>
+            <w:r>
+              <w:rPr>
+                <w14:ligatures w14:val="none"/>
+              </w:rPr>
+              <w:t xml:space="preserve">por usuario/mes</w:t>
+            </w:r>
+            <w:r>
+              <w:rPr>
+                <w:b w:val="0"/>
+                <w:bCs w:val="0"/>
+              </w:rPr>
+            </w:r>
+          </w:p>
+        </w:tc>
+        <w:tc>
+          <w:tcPr>
+            <w:tcBorders/>
+            <w:tcW w:w="2705" w:type="dxa"/>
+            <w:vAlign w:val="center"/>
+          </w:tcPr>
+          <w:p>
+            <w:pPr>
+              <w:pBdr/>
+              <w:shd w:val="nil" w:color="000000"/>
+              <w:spacing/>
+              <w:ind/>
+              <w:jc w:val="left"/>
+              <w:rPr>
+                <w:b w:val="0"/>
+                <w:bCs w:val="0"/>
+              </w:rPr>
+            </w:pPr>
+            <w:r>
+              <w:rPr>
+                <w14:ligatures w14:val="none"/>
+              </w:rPr>
+              <w:t xml:space="preserve">15-75</w:t>
+            </w:r>
+            <w:r>
+              <w:rPr>
+                <w14:ligatures w14:val="none"/>
+              </w:rPr>
+              <w:t xml:space="preserve">€ </w:t>
+            </w:r>
+            <w:r>
+              <w:rPr>
+                <w14:ligatures w14:val="none"/>
+              </w:rPr>
+              <w:t xml:space="preserve">por usuario/mes</w:t>
+            </w:r>
+            <w:r/>
+            <w:r>
+              <w:rPr>
+                <w14:ligatures w14:val="none"/>
+              </w:rPr>
+            </w:r>
+            <w:r>
+              <w:rPr>
+                <w:b w:val="0"/>
+                <w:bCs w:val="0"/>
+              </w:rPr>
+            </w:r>
+          </w:p>
+        </w:tc>
+        <w:tc>
+          <w:tcPr>
+            <w:tcBorders/>
+            <w:tcW w:w="2705" w:type="dxa"/>
+            <w:vAlign w:val="center"/>
+          </w:tcPr>
+          <w:p>
+            <w:pPr>
+              <w:pBdr/>
+              <w:shd w:val="nil" w:color="000000"/>
+              <w:spacing/>
+              <w:ind/>
+              <w:jc w:val="left"/>
+              <w:rPr>
+                <w:b w:val="0"/>
+                <w:bCs w:val="0"/>
+              </w:rPr>
+            </w:pPr>
+            <w:r>
+              <w:rPr>
+                <w14:ligatures w14:val="none"/>
+              </w:rPr>
+              <w:t xml:space="preserve">300-2.750€/mes (cobra por volumen de datos)</w:t>
+            </w:r>
+            <w:r>
+              <w:rPr>
+                <w:b w:val="0"/>
+                <w:bCs w:val="0"/>
+              </w:rPr>
+            </w:r>
+          </w:p>
+        </w:tc>
+      </w:tr>
+      <w:tr>
+        <w:trPr>
+          <w:trHeight w:val="933"/>
+        </w:trPr>
+        <w:tc>
+          <w:tcPr>
+            <w:tcBorders/>
+            <w:tcW w:w="1856" w:type="dxa"/>
+            <w:vAlign w:val="center"/>
+          </w:tcPr>
+          <w:p>
+            <w:pPr>
+              <w:pBdr/>
+              <w:shd w:val="nil" w:color="000000"/>
+              <w:spacing/>
+              <w:ind/>
+              <w:jc w:val="left"/>
+              <w:rPr>
+                <w:b w:val="0"/>
+                <w:bCs w:val="0"/>
+              </w:rPr>
+            </w:pPr>
+            <w:r>
+              <w:rPr>
+                <w14:ligatures w14:val="none"/>
+              </w:rPr>
+              <w:t xml:space="preserve">Disponibilidad en la nube</w:t>
+            </w:r>
+            <w:r>
+              <w:rPr>
+                <w:b w:val="0"/>
+                <w:bCs w:val="0"/>
+              </w:rPr>
+            </w:r>
+          </w:p>
+        </w:tc>
+        <w:tc>
+          <w:tcPr>
+            <w:tcBorders/>
+            <w:tcW w:w="2705" w:type="dxa"/>
+            <w:vAlign w:val="center"/>
+          </w:tcPr>
+          <w:p>
+            <w:pPr>
+              <w:pBdr/>
+              <w:shd w:val="nil" w:color="000000"/>
+              <w:spacing/>
+              <w:ind/>
+              <w:jc w:val="left"/>
+              <w:rPr>
+                <w:b w:val="0"/>
+                <w:bCs w:val="0"/>
+              </w:rPr>
+            </w:pPr>
+            <w:r>
+              <w:rPr>
+                <w14:ligatures w14:val="none"/>
+              </w:rPr>
+              <w:t xml:space="preserve">Cloud o Server</w:t>
+            </w:r>
+            <w:r>
+              <w:rPr>
+                <w:b w:val="0"/>
+                <w:bCs w:val="0"/>
+              </w:rPr>
+            </w:r>
+            <w:r>
+              <w:rPr>
+                <w:b w:val="0"/>
+                <w:bCs w:val="0"/>
+              </w:rPr>
+            </w:r>
+            <w:r>
+              <w:rPr>
+                <w14:ligatures w14:val="none"/>
+              </w:rPr>
+            </w:r>
+            <w:r>
+              <w:rPr>
+                <w:b w:val="0"/>
+                <w:bCs w:val="0"/>
+              </w:rPr>
+            </w:r>
+            <w:r>
+              <w:rPr>
+                <w:b w:val="0"/>
+                <w:bCs w:val="0"/>
+              </w:rPr>
+            </w:r>
+          </w:p>
+        </w:tc>
+        <w:tc>
+          <w:tcPr>
+            <w:tcBorders/>
+            <w:tcW w:w="2705" w:type="dxa"/>
+            <w:vAlign w:val="center"/>
+          </w:tcPr>
+          <w:p>
+            <w:pPr>
+              <w:pBdr/>
+              <w:shd w:val="nil" w:color="000000"/>
+              <w:spacing/>
+              <w:ind/>
+              <w:jc w:val="left"/>
+              <w:rPr>
+                <w:b w:val="0"/>
+                <w:bCs w:val="0"/>
+              </w:rPr>
+            </w:pPr>
+            <w:r>
+              <w:rPr>
+                <w14:ligatures w14:val="none"/>
+              </w:rPr>
+              <w:t xml:space="preserve">Cloud o Server</w:t>
+            </w:r>
+            <w:r>
+              <w:rPr>
+                <w:b w:val="0"/>
+                <w:bCs w:val="0"/>
+              </w:rPr>
+            </w:r>
+          </w:p>
+        </w:tc>
+        <w:tc>
+          <w:tcPr>
+            <w:tcBorders/>
+            <w:tcW w:w="2705" w:type="dxa"/>
+            <w:vAlign w:val="center"/>
+          </w:tcPr>
+          <w:p>
+            <w:pPr>
+              <w:pBdr/>
+              <w:shd w:val="nil" w:color="000000"/>
+              <w:spacing/>
+              <w:ind/>
+              <w:jc w:val="left"/>
+              <w:rPr>
+                <w:b w:val="0"/>
+                <w:bCs w:val="0"/>
+              </w:rPr>
+            </w:pPr>
+            <w:r>
+              <w:rPr>
+                <w14:ligatures w14:val="none"/>
+              </w:rPr>
+              <w:t xml:space="preserve">Cloud o Server</w:t>
+            </w:r>
+            <w:r>
+              <w:rPr>
+                <w:b w:val="0"/>
+                <w:bCs w:val="0"/>
+              </w:rPr>
+            </w:r>
+            <w:r>
+              <w:rPr>
+                <w:b w:val="0"/>
+                <w:bCs w:val="0"/>
+              </w:rPr>
+            </w:r>
+            <w:r>
+              <w:rPr>
+                <w14:ligatures w14:val="none"/>
+              </w:rPr>
+            </w:r>
+            <w:r>
+              <w:rPr>
+                <w:b w:val="0"/>
+                <w:bCs w:val="0"/>
+              </w:rPr>
+            </w:r>
+            <w:r>
+              <w:rPr>
+                <w:b w:val="0"/>
+                <w:bCs w:val="0"/>
+              </w:rPr>
+            </w:r>
+          </w:p>
+        </w:tc>
+      </w:tr>
+      <w:tr>
+        <w:trPr>
+          <w:trHeight w:val="933"/>
+        </w:trPr>
+        <w:tc>
+          <w:tcPr>
+            <w:tcBorders/>
+            <w:tcW w:w="1856" w:type="dxa"/>
+            <w:vAlign w:val="center"/>
+          </w:tcPr>
+          <w:p>
+            <w:pPr>
+              <w:pBdr/>
+              <w:shd w:val="nil" w:color="000000"/>
+              <w:spacing/>
+              <w:ind/>
+              <w:jc w:val="left"/>
+              <w:rPr>
+                <w:b w:val="0"/>
+                <w:bCs w:val="0"/>
+              </w:rPr>
+            </w:pPr>
+            <w:r>
+              <w:rPr>
+                <w14:ligatures w14:val="none"/>
+              </w:rPr>
+              <w:t xml:space="preserve">Servicio técnico</w:t>
+            </w:r>
+            <w:r>
+              <w:rPr>
+                <w:b w:val="0"/>
+                <w:bCs w:val="0"/>
+              </w:rPr>
+            </w:r>
+          </w:p>
+        </w:tc>
+        <w:tc>
+          <w:tcPr>
+            <w:tcBorders/>
+            <w:tcW w:w="2705" w:type="dxa"/>
+            <w:vAlign w:val="center"/>
+          </w:tcPr>
+          <w:p>
+            <w:pPr>
+              <w:pBdr/>
+              <w:shd w:val="nil" w:color="000000"/>
+              <w:spacing/>
+              <w:ind/>
+              <w:jc w:val="left"/>
+              <w:rPr>
+                <w:b w:val="0"/>
+                <w:bCs w:val="0"/>
+              </w:rPr>
+            </w:pPr>
+            <w:r>
+              <w:rPr>
+                <w14:ligatures w14:val="none"/>
+              </w:rPr>
+              <w:t xml:space="preserve">24/7 de Microsoft</w:t>
+            </w:r>
+            <w:r>
+              <w:rPr>
+                <w:b w:val="0"/>
+                <w:bCs w:val="0"/>
+              </w:rPr>
+            </w:r>
+          </w:p>
+        </w:tc>
+        <w:tc>
+          <w:tcPr>
+            <w:tcBorders/>
+            <w:tcW w:w="2705" w:type="dxa"/>
+            <w:vAlign w:val="center"/>
+          </w:tcPr>
+          <w:p>
+            <w:pPr>
+              <w:pBdr/>
+              <w:shd w:val="nil" w:color="000000"/>
+              <w:spacing/>
+              <w:ind/>
+              <w:jc w:val="left"/>
+              <w:rPr>
+                <w:b w:val="0"/>
+                <w:bCs w:val="0"/>
+              </w:rPr>
+            </w:pPr>
+            <w:r>
+              <w:rPr>
+                <w14:ligatures w14:val="none"/>
+              </w:rPr>
+              <w:t xml:space="preserve">24/7 de Salesforce</w:t>
+            </w:r>
+            <w:r>
+              <w:rPr>
+                <w:b w:val="0"/>
+                <w:bCs w:val="0"/>
+              </w:rPr>
+            </w:r>
+          </w:p>
+        </w:tc>
+        <w:tc>
+          <w:tcPr>
+            <w:tcBorders/>
+            <w:tcW w:w="2705" w:type="dxa"/>
+            <w:vAlign w:val="center"/>
+          </w:tcPr>
+          <w:p>
+            <w:pPr>
+              <w:pBdr/>
+              <w:shd w:val="nil" w:color="000000"/>
+              <w:spacing/>
+              <w:ind/>
+              <w:jc w:val="left"/>
+              <w:rPr>
+                <w:b w:val="0"/>
+                <w:bCs w:val="0"/>
+              </w:rPr>
+            </w:pPr>
+            <w:r>
+              <w:rPr>
+                <w14:ligatures w14:val="none"/>
+              </w:rPr>
+              <w:t xml:space="preserve">24/7 en planes superiores</w:t>
+            </w:r>
+            <w:r>
+              <w:rPr>
+                <w:b w:val="0"/>
+                <w:bCs w:val="0"/>
+              </w:rPr>
+            </w:r>
+          </w:p>
+        </w:tc>
+      </w:tr>
+      <w:tr>
+        <w:trPr>
+          <w:trHeight w:val="933"/>
+        </w:trPr>
+        <w:tc>
+          <w:tcPr>
+            <w:tcBorders/>
+            <w:tcW w:w="1856" w:type="dxa"/>
+            <w:vAlign w:val="center"/>
+          </w:tcPr>
+          <w:p>
+            <w:pPr>
+              <w:pBdr/>
+              <w:shd w:val="nil" w:color="000000"/>
+              <w:spacing/>
+              <w:ind/>
+              <w:jc w:val="left"/>
+              <w:rPr>
+                <w:b w:val="0"/>
+                <w:bCs w:val="0"/>
+              </w:rPr>
+            </w:pPr>
+            <w:r>
+              <w:rPr>
+                <w14:ligatures w14:val="none"/>
+              </w:rPr>
+              <w:t xml:space="preserve">Modelo de datos y visualización</w:t>
+            </w:r>
+            <w:r>
+              <w:rPr>
+                <w:b w:val="0"/>
+                <w:bCs w:val="0"/>
+              </w:rPr>
+            </w:r>
+          </w:p>
+        </w:tc>
+        <w:tc>
+          <w:tcPr>
+            <w:tcBorders/>
+            <w:tcW w:w="2705" w:type="dxa"/>
+            <w:vAlign w:val="center"/>
+          </w:tcPr>
+          <w:p>
+            <w:pPr>
+              <w:pBdr/>
+              <w:shd w:val="nil" w:color="000000"/>
+              <w:spacing/>
+              <w:ind/>
+              <w:jc w:val="left"/>
+              <w:rPr>
+                <w:b w:val="0"/>
+                <w:bCs w:val="0"/>
+              </w:rPr>
+            </w:pPr>
+            <w:r>
+              <w:rPr>
+                <w14:ligatures w14:val="none"/>
+              </w:rPr>
+              <w:t xml:space="preserve">En memoria (VertiPaq) con DAX</w:t>
+            </w:r>
+            <w:r>
+              <w:rPr>
+                <w:b w:val="0"/>
+                <w:bCs w:val="0"/>
+              </w:rPr>
+            </w:r>
+          </w:p>
+        </w:tc>
+        <w:tc>
+          <w:tcPr>
+            <w:tcBorders/>
+            <w:tcW w:w="2705" w:type="dxa"/>
+            <w:vAlign w:val="center"/>
+          </w:tcPr>
+          <w:p>
+            <w:pPr>
+              <w:pBdr/>
+              <w:shd w:val="nil" w:color="000000"/>
+              <w:spacing/>
+              <w:ind/>
+              <w:jc w:val="left"/>
+              <w:rPr>
+                <w:b w:val="0"/>
+                <w:bCs w:val="0"/>
+              </w:rPr>
+            </w:pPr>
+            <w:r>
+              <w:rPr>
+                <w14:ligatures w14:val="none"/>
+              </w:rPr>
+              <w:t xml:space="preserve">Muy flexible, con LOD</w:t>
+            </w:r>
+            <w:r>
+              <w:rPr>
+                <w:b w:val="0"/>
+                <w:bCs w:val="0"/>
+              </w:rPr>
+            </w:r>
+          </w:p>
+        </w:tc>
+        <w:tc>
+          <w:tcPr>
+            <w:tcBorders/>
+            <w:tcW w:w="2705" w:type="dxa"/>
+            <w:vAlign w:val="center"/>
+          </w:tcPr>
+          <w:p>
+            <w:pPr>
+              <w:pBdr/>
+              <w:shd w:val="nil" w:color="000000"/>
+              <w:spacing/>
+              <w:ind/>
+              <w:jc w:val="left"/>
+              <w:rPr>
+                <w:b w:val="0"/>
+                <w:bCs w:val="0"/>
+              </w:rPr>
+            </w:pPr>
+            <w:r>
+              <w:rPr>
+                <w14:ligatures w14:val="none"/>
+              </w:rPr>
+              <w:t xml:space="preserve">Motor asociativo en memoria</w:t>
+            </w:r>
+            <w:r>
+              <w:rPr>
+                <w:b w:val="0"/>
+                <w:bCs w:val="0"/>
+              </w:rPr>
+            </w:r>
+          </w:p>
+        </w:tc>
+      </w:tr>
+      <w:tr>
+        <w:trPr>
+          <w:trHeight w:val="933"/>
+        </w:trPr>
+        <w:tc>
+          <w:tcPr>
+            <w:tcBorders/>
+            <w:tcW w:w="1856" w:type="dxa"/>
+            <w:vAlign w:val="center"/>
+          </w:tcPr>
+          <w:p>
+            <w:pPr>
+              <w:pBdr/>
+              <w:shd w:val="nil" w:color="000000"/>
+              <w:spacing/>
+              <w:ind/>
+              <w:jc w:val="left"/>
+              <w:rPr>
+                <w:b w:val="0"/>
+                <w:bCs w:val="0"/>
+              </w:rPr>
+            </w:pPr>
+            <w:r>
+              <w:rPr>
+                <w14:ligatures w14:val="none"/>
+              </w:rPr>
+              <w:t xml:space="preserve">Ideal para</w:t>
+            </w:r>
+            <w:r>
+              <w:rPr>
+                <w:b w:val="0"/>
+                <w:bCs w:val="0"/>
+              </w:rPr>
+            </w:r>
+          </w:p>
+        </w:tc>
+        <w:tc>
+          <w:tcPr>
+            <w:tcBorders/>
+            <w:tcW w:w="2705" w:type="dxa"/>
+            <w:vAlign w:val="center"/>
+          </w:tcPr>
+          <w:p>
+            <w:pPr>
+              <w:pBdr/>
+              <w:shd w:val="nil" w:color="000000"/>
+              <w:spacing/>
+              <w:ind/>
+              <w:jc w:val="left"/>
+              <w:rPr>
+                <w:b w:val="0"/>
+                <w:bCs w:val="0"/>
+              </w:rPr>
+            </w:pPr>
+            <w:r>
+              <w:rPr>
+                <w14:ligatures w14:val="none"/>
+              </w:rPr>
+              <w:t xml:space="preserve">Empresas con Microsoft 365</w:t>
+            </w:r>
+            <w:r>
+              <w:rPr>
+                <w:b w:val="0"/>
+                <w:bCs w:val="0"/>
+              </w:rPr>
+            </w:r>
+          </w:p>
+        </w:tc>
+        <w:tc>
+          <w:tcPr>
+            <w:tcBorders/>
+            <w:tcW w:w="2705" w:type="dxa"/>
+            <w:vAlign w:val="center"/>
+          </w:tcPr>
+          <w:p>
+            <w:pPr>
+              <w:pBdr/>
+              <w:shd w:val="nil" w:color="000000"/>
+              <w:spacing/>
+              <w:ind/>
+              <w:jc w:val="left"/>
+              <w:rPr>
+                <w:b w:val="0"/>
+                <w:bCs w:val="0"/>
+              </w:rPr>
+            </w:pPr>
+            <w:r>
+              <w:rPr>
+                <w14:ligatures w14:val="none"/>
+              </w:rPr>
+              <w:t xml:space="preserve">Análisis visual y exploratorio</w:t>
+            </w:r>
+            <w:r>
+              <w:rPr>
+                <w:b w:val="0"/>
+                <w:bCs w:val="0"/>
+              </w:rPr>
+            </w:r>
+          </w:p>
+        </w:tc>
+        <w:tc>
+          <w:tcPr>
+            <w:tcBorders/>
+            <w:tcW w:w="2705" w:type="dxa"/>
+            <w:vAlign w:val="center"/>
+          </w:tcPr>
+          <w:p>
+            <w:pPr>
+              <w:pBdr/>
+              <w:shd w:val="nil" w:color="000000"/>
+              <w:spacing/>
+              <w:ind/>
+              <w:jc w:val="left"/>
+              <w:rPr>
+                <w:b w:val="0"/>
+                <w:bCs w:val="0"/>
+              </w:rPr>
+            </w:pPr>
+            <w:r>
+              <w:rPr>
+                <w14:ligatures w14:val="none"/>
+              </w:rPr>
+              <w:t xml:space="preserve">Modelos complejos y mucho volumen</w:t>
+            </w:r>
+            <w:r>
+              <w:rPr>
+                <w:b w:val="0"/>
+                <w:bCs w:val="0"/>
+              </w:rPr>
+            </w:r>
+          </w:p>
+        </w:tc>
+      </w:tr>
+    </w:tbl>
+    <w:p>
+      <w:pPr>
+        <w:pBdr/>
+        <w:shd w:val="nil" w:color="000000"/>
+        <w:spacing/>
+        <w:ind/>
+        <w:rPr>
+          <w:b/>
+          <w:bCs/>
+          <w:highlight w:val="none"/>
+          <w14:ligatures w14:val="none"/>
+        </w:rPr>
+      </w:pPr>
+      <w:r>
+        <w:rPr>
+          <w:b/>
+          <w:bCs/>
+          <w:highlight w:val="none"/>
+        </w:rPr>
+      </w:r>
+      <w:r>
+        <w:rPr>
+          <w:b/>
+          <w:bCs/>
+          <w:highlight w:val="none"/>
+        </w:rPr>
+      </w:r>
+      <w:r>
+        <w:rPr>
+          <w:b/>
+          <w:bCs/>
+          <w:highlight w:val="none"/>
+        </w:rPr>
+      </w:r>
+    </w:p>
+    <w:p>
+      <w:pPr>
+        <w:pBdr/>
         <w:shd w:val="nil" w:color="auto"/>
         <w:spacing/>
         <w:ind/>
@@ -2679,6 +4208,7 @@
         <w:spacing/>
         <w:ind/>
         <w:rPr>
+          <w:highlight w:val="none"/>
           <w14:ligatures w14:val="none"/>
         </w:rPr>
       </w:pPr>
@@ -2686,6 +4216,86 @@
         <w:rPr>
           <w:highlight w:val="none"/>
         </w:rPr>
+      </w:r>
+      <w:r>
+        <w:rPr>
+          <w14:ligatures w14:val="none"/>
+        </w:rPr>
+        <w:t xml:space="preserve">Las soluciones Cloud est</w:t>
+      </w:r>
+      <w:r>
+        <w:rPr>
+          <w14:ligatures w14:val="none"/>
+        </w:rPr>
+        <w:t xml:space="preserve">án bien para pequeñas o medianas empresas que necesit</w:t>
+      </w:r>
+      <w:r>
+        <w:rPr>
+          <w14:ligatures w14:val="none"/>
+        </w:rPr>
+        <w:t xml:space="preserve">an sistemas funcionales sin tener que comprar servidores y contratar a alguien para que los monte y programe la infraestrucutra. Las soluciones cloud te ofrecen todo lo que te da el on-premise sin las complicaciones que trae el on-premise, ofreciendo tambi</w:t>
+      </w:r>
+      <w:r>
+        <w:rPr>
+          <w14:ligatures w14:val="none"/>
+        </w:rPr>
+        <w:t xml:space="preserve">én soporte t</w:t>
+      </w:r>
+      <w:r>
+        <w:rPr>
+          <w14:ligatures w14:val="none"/>
+        </w:rPr>
+        <w:t xml:space="preserve">écnico. Todo esto a cambio de pagar una mensualidad y/o licencias de usuario. Tambi</w:t>
+      </w:r>
+      <w:r>
+        <w:rPr>
+          <w14:ligatures w14:val="none"/>
+        </w:rPr>
+        <w:t xml:space="preserve">én es necesario estar conectado a internet para poder acceder a este servicio.</w:t>
+      </w:r>
+      <w:r>
+        <w:rPr>
+          <w:highlight w:val="none"/>
+          <w14:ligatures w14:val="none"/>
+        </w:rPr>
+      </w:r>
+      <w:r>
+        <w:rPr>
+          <w:highlight w:val="none"/>
+          <w14:ligatures w14:val="none"/>
+        </w:rPr>
+      </w:r>
+    </w:p>
+    <w:p>
+      <w:pPr>
+        <w:pBdr/>
+        <w:shd w:val="nil" w:color="000000"/>
+        <w:spacing/>
+        <w:ind/>
+        <w:rPr>
+          <w14:ligatures w14:val="none"/>
+        </w:rPr>
+      </w:pPr>
+      <w:r>
+        <w:rPr>
+          <w:highlight w:val="none"/>
+          <w14:ligatures w14:val="none"/>
+        </w:rPr>
+        <w:t xml:space="preserve">Por otro lado el on-premise es para aquellas grandes empresas que pueden costearse montar servidores y mantenerlos por ellos mismos, teniendo mayor control sobre los datos sin delegarlo a terceros y as</w:t>
+      </w:r>
+      <w:r>
+        <w:rPr>
+          <w:highlight w:val="none"/>
+          <w14:ligatures w14:val="none"/>
+        </w:rPr>
+        <w:t xml:space="preserve">í pudiendo evitar problemas de seguridad</w:t>
+      </w:r>
+      <w:r>
+        <w:rPr>
+          <w:highlight w:val="none"/>
+          <w14:ligatures w14:val="none"/>
+        </w:rPr>
+        <w:t xml:space="preserve">.</w:t>
       </w:r>
       <w:r>
         <w:rPr>
@@ -2750,6 +4360,13 @@
         <w:rPr>
           <w:highlight w:val="none"/>
         </w:rPr>
+      </w:r>
+      <w:r>
+        <w:rPr>
+          <w:highlight w:val="none"/>
+          <w14:ligatures w14:val="none"/>
+        </w:rPr>
+        <w:t xml:space="preserve">El data Warehouse es un repositorio unificado y estructurado con datos orientados a analisis mientras que el data lake es un conjunto masivo de datos, cada uno es su formato propio tanto estructurado como no estructurado.</w:t>
       </w:r>
       <w:r>
         <w:rPr>
